--- a/arb/docx/36.content.docx
+++ b/arb/docx/36.content.docx
@@ -22,7 +22,7 @@
         <w:rPr>
           <w:lang w:val="ar_AE" w:bidi="ar_AE"/>
         </w:rPr>
-        <w:t>Resource: ملاحظات الدراسة - مقدمات الكتب (تينديل)</w:t>
+        <w:t>Resource: Tyndale Open Study Notes</w:t>
       </w:r>
       <w:r>
         <w:rPr>
@@ -122,7 +122,7 @@
         <w:rPr>
           <w:lang w:val="ar_AE" w:bidi="ar_AE"/>
         </w:rPr>
-        <w:t>ملاحظات الدراسة - مقدمات الكتب (تينديل)</w:t>
+        <w:t>Tyndale Open Study Notes</w:t>
       </w:r>
     </w:p>
     <w:p>

--- a/arb/docx/36.content.docx
+++ b/arb/docx/36.content.docx
@@ -22,7 +22,7 @@
         <w:rPr>
           <w:lang w:val="ar_AE" w:bidi="ar_AE"/>
         </w:rPr>
-        <w:t>Resource: Tyndale Open Study Notes</w:t>
+        <w:t>Resource: Aquifer Open Study Notes (Book Intros)</w:t>
       </w:r>
       <w:r>
         <w:rPr>
@@ -122,7 +122,7 @@
         <w:rPr>
           <w:lang w:val="ar_AE" w:bidi="ar_AE"/>
         </w:rPr>
-        <w:t>Tyndale Open Study Notes</w:t>
+        <w:t>Aquifer Open Study Notes (Book Intros)</w:t>
       </w:r>
     </w:p>
     <w:p>

--- a/arb/docx/36.content.docx
+++ b/arb/docx/36.content.docx
@@ -9,6 +9,8 @@
       </w:pPr>
       <w:r>
         <w:rPr>
+          <w:rtl/>
+          <w:cs/>
           <w:lang w:val="ar_AE" w:bidi="ar_AE"/>
         </w:rPr>
       </w:r>
@@ -20,12 +22,16 @@
       </w:pPr>
       <w:r>
         <w:rPr>
+          <w:rtl/>
+          <w:cs/>
           <w:lang w:val="ar_AE" w:bidi="ar_AE"/>
         </w:rPr>
         <w:t>Resource: Aquifer Open Study Notes (Book Intros)</w:t>
       </w:r>
       <w:r>
         <w:rPr>
+          <w:rtl/>
+          <w:cs/>
           <w:lang w:val="ar_AE" w:bidi="ar_AE"/>
         </w:rPr>
       </w:r>
@@ -36,12 +42,16 @@
       </w:pPr>
       <w:r>
         <w:rPr>
+          <w:rtl/>
+          <w:cs/>
           <w:lang w:val="ar_AE" w:bidi="ar_AE"/>
         </w:rPr>
       </w:r>
       <w:r>
         <w:rPr>
           <w:b/>
+          <w:rtl/>
+          <w:cs/>
           <w:lang w:val="ar_AE" w:bidi="ar_AE"/>
         </w:rPr>
         <w:t>Aquifer Open Study Notes (Book Intros)</w:t>
@@ -53,35 +63,47 @@
       </w:pPr>
       <w:r>
         <w:rPr>
-          <w:lang w:val="ar_AE" w:bidi="ar_AE"/>
-        </w:rPr>
-      </w:r>
-      <w:r>
-        <w:rPr>
+          <w:rtl/>
+          <w:cs/>
+          <w:lang w:val="ar_AE" w:bidi="ar_AE"/>
+        </w:rPr>
+      </w:r>
+      <w:r>
+        <w:rPr>
+          <w:rtl/>
+          <w:cs/>
           <w:lang w:val="ar_AE" w:bidi="ar_AE"/>
         </w:rPr>
         <w:t xml:space="preserve">This work is an adaptation of </w:t>
       </w:r>
       <w:r>
         <w:rPr>
+          <w:rtl/>
+          <w:cs/>
           <w:lang w:val="ar_AE" w:bidi="ar_AE"/>
         </w:rPr>
         <w:t>Tyndale Open Study Notes</w:t>
       </w:r>
       <w:r>
         <w:rPr>
+          <w:rtl/>
+          <w:cs/>
           <w:lang w:val="ar_AE" w:bidi="ar_AE"/>
         </w:rPr>
         <w:t xml:space="preserve"> © 2023 Tyndale House Publishers, licensed under the CC BY-SA 4.0 license. The adaptation, </w:t>
       </w:r>
       <w:r>
         <w:rPr>
+          <w:rtl/>
+          <w:cs/>
           <w:lang w:val="ar_AE" w:bidi="ar_AE"/>
         </w:rPr>
         <w:t>Aquifer Open Study Notes</w:t>
       </w:r>
       <w:r>
         <w:rPr>
+          <w:rtl/>
+          <w:cs/>
           <w:lang w:val="ar_AE" w:bidi="ar_AE"/>
         </w:rPr>
         <w:t>, was created by Mission Mutual and is also licensed under CC BY-SA 4.0.</w:t>
@@ -93,22 +115,30 @@
       </w:pPr>
       <w:r>
         <w:rPr>
-          <w:lang w:val="ar_AE" w:bidi="ar_AE"/>
-        </w:rPr>
-      </w:r>
-      <w:r>
-        <w:rPr>
+          <w:rtl/>
+          <w:cs/>
+          <w:lang w:val="ar_AE" w:bidi="ar_AE"/>
+        </w:rPr>
+      </w:r>
+      <w:r>
+        <w:rPr>
+          <w:rtl/>
+          <w:cs/>
           <w:lang w:val="ar_AE" w:bidi="ar_AE"/>
         </w:rPr>
         <w:t>This resource has been adapted into multiple languages, including English, Tok Pisin, Arabic (عربي), French (Français), Hindi (हिंदी), Indonesian (Bahasa Indonesia), Portuguese (Português), Russian (Русский), Spanish (Español), Swahili (Kiswahili), and Simplified Chinese (简体中文).</w:t>
       </w:r>
       <w:r>
         <w:rPr>
-          <w:lang w:val="ar_AE" w:bidi="ar_AE"/>
-        </w:rPr>
-      </w:r>
-      <w:r>
-        <w:rPr>
+          <w:rtl/>
+          <w:cs/>
+          <w:lang w:val="ar_AE" w:bidi="ar_AE"/>
+        </w:rPr>
+      </w:r>
+      <w:r>
+        <w:rPr>
+          <w:rtl/>
+          <w:cs/>
           <w:lang w:val="ar_AE" w:bidi="ar_AE"/>
         </w:rPr>
       </w:r>
@@ -120,6 +150,8 @@
       </w:pPr>
       <w:r>
         <w:rPr>
+          <w:rtl/>
+          <w:cs/>
           <w:lang w:val="ar_AE" w:bidi="ar_AE"/>
         </w:rPr>
         <w:t>Aquifer Open Study Notes (Book Intros)</w:t>
@@ -149,6 +181,8 @@
       </w:pPr>
       <w:r>
         <w:rPr>
+          <w:rtl/>
+          <w:cs/>
           <w:lang w:val="ar_AE" w:bidi="ar_AE"/>
         </w:rPr>
       </w:r>
@@ -160,12 +194,16 @@
       </w:pPr>
       <w:r>
         <w:rPr>
+          <w:rtl/>
+          <w:cs/>
           <w:lang w:val="ar_AE" w:bidi="ar_AE"/>
         </w:rPr>
         <w:t>ZEP</w:t>
       </w:r>
       <w:r>
         <w:rPr>
+          <w:rtl/>
+          <w:cs/>
           <w:lang w:val="ar_AE" w:bidi="ar_AE"/>
         </w:rPr>
       </w:r>
@@ -176,22 +214,30 @@
       </w:pPr>
       <w:r>
         <w:rPr>
-          <w:lang w:val="ar_AE" w:bidi="ar_AE"/>
-        </w:rPr>
-      </w:r>
-      <w:r>
-        <w:rPr>
+          <w:rtl/>
+          <w:cs/>
+          <w:lang w:val="ar_AE" w:bidi="ar_AE"/>
+        </w:rPr>
+      </w:r>
+      <w:r>
+        <w:rPr>
+          <w:rtl/>
+          <w:cs/>
           <w:lang w:val="ar_AE" w:bidi="ar_AE"/>
         </w:rPr>
         <w:t xml:space="preserve"> </w:t>
       </w:r>
       <w:r>
         <w:rPr>
-          <w:lang w:val="ar_AE" w:bidi="ar_AE"/>
-        </w:rPr>
-      </w:r>
-      <w:r>
-        <w:rPr>
+          <w:rtl/>
+          <w:cs/>
+          <w:lang w:val="ar_AE" w:bidi="ar_AE"/>
+        </w:rPr>
+      </w:r>
+      <w:r>
+        <w:rPr>
+          <w:rtl/>
+          <w:cs/>
           <w:lang w:val="ar_AE" w:bidi="ar_AE"/>
         </w:rPr>
       </w:r>
@@ -217,6 +263,8 @@
       </w:pPr>
       <w:r>
         <w:rPr>
+          <w:rtl/>
+          <w:cs/>
           <w:lang w:val="ar_AE" w:bidi="ar_AE"/>
         </w:rPr>
       </w:r>
@@ -228,12 +276,16 @@
       </w:pPr>
       <w:r>
         <w:rPr>
+          <w:rtl/>
+          <w:cs/>
           <w:lang w:val="ar_AE" w:bidi="ar_AE"/>
         </w:rPr>
         <w:t>سِفر صَفَنيا</w:t>
       </w:r>
       <w:r>
         <w:rPr>
+          <w:rtl/>
+          <w:cs/>
           <w:lang w:val="ar_AE" w:bidi="ar_AE"/>
         </w:rPr>
       </w:r>
@@ -244,23 +296,31 @@
       </w:pPr>
       <w:r>
         <w:rPr>
-          <w:lang w:val="ar_AE" w:bidi="ar_AE"/>
-        </w:rPr>
-      </w:r>
-      <w:r>
-        <w:rPr>
+          <w:rtl/>
+          <w:cs/>
+          <w:lang w:val="ar_AE" w:bidi="ar_AE"/>
+        </w:rPr>
+      </w:r>
+      <w:r>
+        <w:rPr>
+          <w:rtl/>
+          <w:cs/>
           <w:lang w:val="ar_AE" w:bidi="ar_AE"/>
         </w:rPr>
         <w:t>“</w:t>
       </w:r>
       <w:r>
         <w:rPr>
+          <w:rtl/>
+          <w:cs/>
           <w:lang w:val="ar_AE" w:bidi="ar_AE"/>
         </w:rPr>
         <w:t>قَرِيبٌ يَوْمُ ٱلرَّبِّ ٱلْعَظِيمِ...ذَلِكَ ٱلْيَوْمُ...يَوْمُ خَرَابٍ وَدَمَارٍ، يَوْمُ ظَلَامٍ وَقَتَامٍ</w:t>
       </w:r>
       <w:r>
         <w:rPr>
+          <w:rtl/>
+          <w:cs/>
           <w:lang w:val="ar_AE" w:bidi="ar_AE"/>
         </w:rPr>
         <w:t>” (</w:t>
@@ -268,6 +328,8 @@
       <w:hyperlink r:id="rId13">
         <w:r>
           <w:rPr>
+            <w:rtl/>
+            <w:cs/>
             <w:lang w:val="ar_AE" w:bidi="ar_AE"/>
           </w:rPr>
           <w:rPr>
@@ -279,6 +341,8 @@
       </w:hyperlink>
       <w:r>
         <w:rPr>
+          <w:rtl/>
+          <w:cs/>
           <w:lang w:val="ar_AE" w:bidi="ar_AE"/>
         </w:rPr>
         <w:t>). تبعث كلمات صفنيا قشعريرة في النفس. هل يعني يوم الرب نهاية كل شيء؟ تُصور نبوءة صفنيا الدينونة القادمة، لكنها تقدم أيضًا وعد الله بأن شعبه المؤمن سيستمتع يومًا ما بعالَم بِرٍّ وفرحٍ أبديٍّ.</w:t>
@@ -291,6 +355,8 @@
       </w:pPr>
       <w:r>
         <w:rPr>
+          <w:rtl/>
+          <w:cs/>
           <w:lang w:val="ar_AE" w:bidi="ar_AE"/>
         </w:rPr>
         <w:t>أحداث وخلفية السِفر</w:t>
@@ -302,11 +368,15 @@
       </w:pPr>
       <w:r>
         <w:rPr>
-          <w:lang w:val="ar_AE" w:bidi="ar_AE"/>
-        </w:rPr>
-      </w:r>
-      <w:r>
-        <w:rPr>
+          <w:rtl/>
+          <w:cs/>
+          <w:lang w:val="ar_AE" w:bidi="ar_AE"/>
+        </w:rPr>
+      </w:r>
+      <w:r>
+        <w:rPr>
+          <w:rtl/>
+          <w:cs/>
           <w:lang w:val="ar_AE" w:bidi="ar_AE"/>
         </w:rPr>
         <w:t>عاش صفنيا في أوقات متقلبة. نحو نهاية الحملات العسكرية الأخيرة للملِك الآشوري آشوربانيبال، يبدو أن الملِك آمون قاد يهوذا للمشاركة في الانتفاضة الواسعة ضد الآشوريين التي حدثت في العديد مِن بِلدان الشرق الأدنى الغربية. فعندما تحرك آشوربانيبال بسرعة لقمع التمرد، قام قادة يهوذا باغتيال آمون (640 قبل الميلاد تقريبًا) واستبدلوه بابنه يوشيّا.</w:t>
@@ -318,11 +388,15 @@
       </w:pPr>
       <w:r>
         <w:rPr>
-          <w:lang w:val="ar_AE" w:bidi="ar_AE"/>
-        </w:rPr>
-      </w:r>
-      <w:r>
-        <w:rPr>
+          <w:rtl/>
+          <w:cs/>
+          <w:lang w:val="ar_AE" w:bidi="ar_AE"/>
+        </w:rPr>
+      </w:r>
+      <w:r>
+        <w:rPr>
+          <w:rtl/>
+          <w:cs/>
           <w:lang w:val="ar_AE" w:bidi="ar_AE"/>
         </w:rPr>
         <w:t>كان يوشيّا في الثامنة من عمره فقط عندما أصبح ملكًا على يهوذا. استمتع بفترة حكم طويلة (640–609 قبل الميلاد) كملك صالح. في السنة الثامنة عشرة من حكمه، في أثناء إجراء إصلاحات في الهيكل، عُثِرَ على دَرَج سِفر الشريعة (</w:t>
@@ -330,6 +404,8 @@
       <w:hyperlink r:id="rId14">
         <w:r>
           <w:rPr>
+            <w:rtl/>
+            <w:cs/>
             <w:lang w:val="ar_AE" w:bidi="ar_AE"/>
           </w:rPr>
           <w:rPr>
@@ -341,6 +417,8 @@
       </w:hyperlink>
       <w:r>
         <w:rPr>
+          <w:rtl/>
+          <w:cs/>
           <w:lang w:val="ar_AE" w:bidi="ar_AE"/>
         </w:rPr>
         <w:t xml:space="preserve"> </w:t>
@@ -348,6 +426,8 @@
       <w:hyperlink r:id="rId15">
         <w:r>
           <w:rPr>
+            <w:rtl/>
+            <w:cs/>
             <w:lang w:val="ar_AE" w:bidi="ar_AE"/>
           </w:rPr>
           <w:rPr>
@@ -359,6 +439,8 @@
       </w:hyperlink>
       <w:r>
         <w:rPr>
+          <w:rtl/>
+          <w:cs/>
           <w:lang w:val="ar_AE" w:bidi="ar_AE"/>
         </w:rPr>
         <w:t>). بعد سماعه قراءة الشريعة، قاد يوشيّا شعبه نحو التجديد والإصلاح، وأعاد الاحتفالات الدينية التي أمر بها الله (</w:t>
@@ -366,6 +448,8 @@
       <w:hyperlink r:id="rId16">
         <w:r>
           <w:rPr>
+            <w:rtl/>
+            <w:cs/>
             <w:lang w:val="ar_AE" w:bidi="ar_AE"/>
           </w:rPr>
           <w:rPr>
@@ -377,6 +461,8 @@
       </w:hyperlink>
       <w:r>
         <w:rPr>
+          <w:rtl/>
+          <w:cs/>
           <w:lang w:val="ar_AE" w:bidi="ar_AE"/>
         </w:rPr>
         <w:t xml:space="preserve"> </w:t>
@@ -384,6 +470,8 @@
       <w:hyperlink r:id="rId17">
         <w:r>
           <w:rPr>
+            <w:rtl/>
+            <w:cs/>
             <w:lang w:val="ar_AE" w:bidi="ar_AE"/>
           </w:rPr>
           <w:rPr>
@@ -395,6 +483,8 @@
       </w:hyperlink>
       <w:r>
         <w:rPr>
+          <w:rtl/>
+          <w:cs/>
           <w:lang w:val="ar_AE" w:bidi="ar_AE"/>
         </w:rPr>
         <w:t>).</w:t>
@@ -406,11 +496,15 @@
       </w:pPr>
       <w:r>
         <w:rPr>
-          <w:lang w:val="ar_AE" w:bidi="ar_AE"/>
-        </w:rPr>
-      </w:r>
-      <w:r>
-        <w:rPr>
+          <w:rtl/>
+          <w:cs/>
+          <w:lang w:val="ar_AE" w:bidi="ar_AE"/>
+        </w:rPr>
+      </w:r>
+      <w:r>
+        <w:rPr>
+          <w:rtl/>
+          <w:cs/>
           <w:lang w:val="ar_AE" w:bidi="ar_AE"/>
         </w:rPr>
         <w:t>قبل هذا الحدث المحوري، كانت مملكة يهوذا تتبع إلى حد بعيد الممارسات الوثنية التي كان يمارسها منسّى وآمون، وتفانى شعب يهوذا للغاية في ارتداده عن الرب، ما أدَّى في النهاية إلى هلاكهم (</w:t>
@@ -418,6 +512,8 @@
       <w:hyperlink r:id="rId18">
         <w:r>
           <w:rPr>
+            <w:rtl/>
+            <w:cs/>
             <w:lang w:val="ar_AE" w:bidi="ar_AE"/>
           </w:rPr>
           <w:rPr>
@@ -429,6 +525,8 @@
       </w:hyperlink>
       <w:r>
         <w:rPr>
+          <w:rtl/>
+          <w:cs/>
           <w:lang w:val="ar_AE" w:bidi="ar_AE"/>
         </w:rPr>
         <w:t xml:space="preserve">؛ </w:t>
@@ -436,6 +534,8 @@
       <w:hyperlink r:id="rId19">
         <w:r>
           <w:rPr>
+            <w:rtl/>
+            <w:cs/>
             <w:lang w:val="ar_AE" w:bidi="ar_AE"/>
           </w:rPr>
           <w:rPr>
@@ -447,6 +547,8 @@
       </w:hyperlink>
       <w:r>
         <w:rPr>
+          <w:rtl/>
+          <w:cs/>
           <w:lang w:val="ar_AE" w:bidi="ar_AE"/>
         </w:rPr>
         <w:t xml:space="preserve">، </w:t>
@@ -454,6 +556,8 @@
       <w:hyperlink r:id="rId20">
         <w:r>
           <w:rPr>
+            <w:rtl/>
+            <w:cs/>
             <w:lang w:val="ar_AE" w:bidi="ar_AE"/>
           </w:rPr>
           <w:rPr>
@@ -465,6 +569,8 @@
       </w:hyperlink>
       <w:r>
         <w:rPr>
+          <w:rtl/>
+          <w:cs/>
           <w:lang w:val="ar_AE" w:bidi="ar_AE"/>
         </w:rPr>
         <w:t>).</w:t>
@@ -476,11 +582,15 @@
       </w:pPr>
       <w:r>
         <w:rPr>
-          <w:lang w:val="ar_AE" w:bidi="ar_AE"/>
-        </w:rPr>
-      </w:r>
-      <w:r>
-        <w:rPr>
+          <w:rtl/>
+          <w:cs/>
+          <w:lang w:val="ar_AE" w:bidi="ar_AE"/>
+        </w:rPr>
+      </w:r>
+      <w:r>
+        <w:rPr>
+          <w:rtl/>
+          <w:cs/>
           <w:lang w:val="ar_AE" w:bidi="ar_AE"/>
         </w:rPr>
         <w:t>تنبأ صَفَنيا في وقت مبكر من حكم يوشيّا، بعد وفاة آمون وقبل إعادة اكتشاف سِفر الشريعة. تميَّز ذلك الوقت باللامبالاة الدينية والظلم الاجتماعي والجشع الاقتصادي (</w:t>
@@ -488,6 +598,8 @@
       <w:hyperlink r:id="rId21">
         <w:r>
           <w:rPr>
+            <w:rtl/>
+            <w:cs/>
             <w:lang w:val="ar_AE" w:bidi="ar_AE"/>
           </w:rPr>
           <w:rPr>
@@ -499,6 +611,8 @@
       </w:hyperlink>
       <w:r>
         <w:rPr>
+          <w:rtl/>
+          <w:cs/>
           <w:lang w:val="ar_AE" w:bidi="ar_AE"/>
         </w:rPr>
         <w:t xml:space="preserve"> </w:t>
@@ -506,6 +620,8 @@
       <w:hyperlink r:id="rId22">
         <w:r>
           <w:rPr>
+            <w:rtl/>
+            <w:cs/>
             <w:lang w:val="ar_AE" w:bidi="ar_AE"/>
           </w:rPr>
           <w:rPr>
@@ -517,6 +633,8 @@
       </w:hyperlink>
       <w:r>
         <w:rPr>
+          <w:rtl/>
+          <w:cs/>
           <w:lang w:val="ar_AE" w:bidi="ar_AE"/>
         </w:rPr>
         <w:t xml:space="preserve"> </w:t>
@@ -524,6 +642,8 @@
       <w:hyperlink r:id="rId23">
         <w:r>
           <w:rPr>
+            <w:rtl/>
+            <w:cs/>
             <w:lang w:val="ar_AE" w:bidi="ar_AE"/>
           </w:rPr>
           <w:rPr>
@@ -535,6 +655,8 @@
       </w:hyperlink>
       <w:r>
         <w:rPr>
+          <w:rtl/>
+          <w:cs/>
           <w:lang w:val="ar_AE" w:bidi="ar_AE"/>
         </w:rPr>
         <w:t>). كان الوضع يحتاج نبيًا حقيقيًا من الله، وكان صفنيا هذا الرجل الذي ربما ساعد في إعداد قلوب الناس للإصلاحات الشاملة التي قام بها يوشيّا.</w:t>
@@ -547,6 +669,8 @@
       </w:pPr>
       <w:r>
         <w:rPr>
+          <w:rtl/>
+          <w:cs/>
           <w:lang w:val="ar_AE" w:bidi="ar_AE"/>
         </w:rPr>
         <w:t>الخُلاصة</w:t>
@@ -558,11 +682,15 @@
       </w:pPr>
       <w:r>
         <w:rPr>
-          <w:lang w:val="ar_AE" w:bidi="ar_AE"/>
-        </w:rPr>
-      </w:r>
-      <w:r>
-        <w:rPr>
+          <w:rtl/>
+          <w:cs/>
+          <w:lang w:val="ar_AE" w:bidi="ar_AE"/>
+        </w:rPr>
+      </w:r>
+      <w:r>
+        <w:rPr>
+          <w:rtl/>
+          <w:cs/>
           <w:lang w:val="ar_AE" w:bidi="ar_AE"/>
         </w:rPr>
         <w:t xml:space="preserve">يبدأ صفنيا نبوته بإعلان </w:t>
@@ -570,12 +698,16 @@
       <w:r>
         <w:rPr>
           <w:i/>
+          <w:rtl/>
+          <w:cs/>
           <w:lang w:val="ar_AE" w:bidi="ar_AE"/>
         </w:rPr>
         <w:t xml:space="preserve">يوم </w:t>
       </w:r>
       <w:r>
         <w:rPr>
+          <w:rtl/>
+          <w:cs/>
           <w:lang w:val="ar_AE" w:bidi="ar_AE"/>
         </w:rPr>
         <w:t>ٱلرَّبِّ. يشير هذا التعبير إلى دينونة ٱلله القادمة على العالم الخاطئ (</w:t>
@@ -583,6 +715,8 @@
       <w:hyperlink r:id="rId24">
         <w:r>
           <w:rPr>
+            <w:rtl/>
+            <w:cs/>
             <w:lang w:val="ar_AE" w:bidi="ar_AE"/>
           </w:rPr>
           <w:rPr>
@@ -594,6 +728,8 @@
       </w:hyperlink>
       <w:r>
         <w:rPr>
+          <w:rtl/>
+          <w:cs/>
           <w:lang w:val="ar_AE" w:bidi="ar_AE"/>
         </w:rPr>
         <w:t xml:space="preserve"> </w:t>
@@ -601,6 +737,8 @@
       <w:hyperlink r:id="rId25">
         <w:r>
           <w:rPr>
+            <w:rtl/>
+            <w:cs/>
             <w:lang w:val="ar_AE" w:bidi="ar_AE"/>
           </w:rPr>
           <w:rPr>
@@ -612,6 +750,8 @@
       </w:hyperlink>
       <w:r>
         <w:rPr>
+          <w:rtl/>
+          <w:cs/>
           <w:lang w:val="ar_AE" w:bidi="ar_AE"/>
         </w:rPr>
         <w:t>)، بما في ذلك شعبه في يهوذا وأورشليم (</w:t>
@@ -619,6 +759,8 @@
       <w:hyperlink r:id="rId21">
         <w:r>
           <w:rPr>
+            <w:rtl/>
+            <w:cs/>
             <w:lang w:val="ar_AE" w:bidi="ar_AE"/>
           </w:rPr>
           <w:rPr>
@@ -630,6 +772,8 @@
       </w:hyperlink>
       <w:r>
         <w:rPr>
+          <w:rtl/>
+          <w:cs/>
           <w:lang w:val="ar_AE" w:bidi="ar_AE"/>
         </w:rPr>
         <w:t>). تمامًا مثل شعب إسرائيل في زمن عاموس قبل 125 عامًا تقريبًا، كان شعب يهوذا يتطلع إلى "ذلك اليوم" باعتباره زمنًا عندما يبررهم ٱلله بتدمير أعدائهم. لكن، مثل عاموس، كان على صفنيا أن يخبر شعبه أن علاقتهم العهدية بٱلله لم تجعلهم محصنين من الدينونة. ولأن يوم ٱلرّبّ سيقع بلا تحيز على جميع الأشرار، فقد حثَّ صفنيا مواطنيه على التوبة وطلَب ٱلرَّبِّ والعيش بالبر بكل تواضع (</w:t>
@@ -637,6 +781,8 @@
       <w:hyperlink r:id="rId26">
         <w:r>
           <w:rPr>
+            <w:rtl/>
+            <w:cs/>
             <w:lang w:val="ar_AE" w:bidi="ar_AE"/>
           </w:rPr>
           <w:rPr>
@@ -648,6 +794,8 @@
       </w:hyperlink>
       <w:r>
         <w:rPr>
+          <w:rtl/>
+          <w:cs/>
           <w:lang w:val="ar_AE" w:bidi="ar_AE"/>
         </w:rPr>
         <w:t>)، عساهم يختبرون حماية ٱلرَّبِّ في زمن الغضب الآتي.</w:t>
@@ -659,11 +807,15 @@
       </w:pPr>
       <w:r>
         <w:rPr>
-          <w:lang w:val="ar_AE" w:bidi="ar_AE"/>
-        </w:rPr>
-      </w:r>
-      <w:r>
-        <w:rPr>
+          <w:rtl/>
+          <w:cs/>
+          <w:lang w:val="ar_AE" w:bidi="ar_AE"/>
+        </w:rPr>
+      </w:r>
+      <w:r>
+        <w:rPr>
+          <w:rtl/>
+          <w:cs/>
           <w:lang w:val="ar_AE" w:bidi="ar_AE"/>
         </w:rPr>
         <w:t>إنَّ تداعيات نبوءة صفنيا واضحة: ستعاني الأمم المجاورة ليهوذا من حكم قاسٍ بسبب جرائمهم ضد شعب ٱلله وكبريائهم المتعجرف، وتحديهم للرب (</w:t>
@@ -671,6 +823,8 @@
       <w:hyperlink r:id="rId27">
         <w:r>
           <w:rPr>
+            <w:rtl/>
+            <w:cs/>
             <w:lang w:val="ar_AE" w:bidi="ar_AE"/>
           </w:rPr>
           <w:rPr>
@@ -682,6 +836,8 @@
       </w:hyperlink>
       <w:r>
         <w:rPr>
+          <w:rtl/>
+          <w:cs/>
           <w:lang w:val="ar_AE" w:bidi="ar_AE"/>
         </w:rPr>
         <w:t>). ومع ذلك، لن يفلت يهوذا من يد ٱلرّبّ المؤدبة، لأن قادته الروحيين والمدنيين قادوا المجتمع إلى الفساد التام بالرغْم من معرفتهم بمعايير ٱلله. إضافة إلى ذلك، لم يلاحظ شعب يهوذا ملاحظة صائبة بشأن حُكم ٱلله السيادي على الأمم الأخرى بسبب جرائم مشابهة لجرائمهم (</w:t>
@@ -689,6 +845,8 @@
       <w:hyperlink r:id="rId28">
         <w:r>
           <w:rPr>
+            <w:rtl/>
+            <w:cs/>
             <w:lang w:val="ar_AE" w:bidi="ar_AE"/>
           </w:rPr>
           <w:rPr>
@@ -700,6 +858,8 @@
       </w:hyperlink>
       <w:r>
         <w:rPr>
+          <w:rtl/>
+          <w:cs/>
           <w:lang w:val="ar_AE" w:bidi="ar_AE"/>
         </w:rPr>
         <w:t>).</w:t>
@@ -711,11 +871,15 @@
       </w:pPr>
       <w:r>
         <w:rPr>
-          <w:lang w:val="ar_AE" w:bidi="ar_AE"/>
-        </w:rPr>
-      </w:r>
-      <w:r>
-        <w:rPr>
+          <w:rtl/>
+          <w:cs/>
+          <w:lang w:val="ar_AE" w:bidi="ar_AE"/>
+        </w:rPr>
+      </w:r>
+      <w:r>
+        <w:rPr>
+          <w:rtl/>
+          <w:cs/>
           <w:lang w:val="ar_AE" w:bidi="ar_AE"/>
         </w:rPr>
         <w:t>كانت هذه الأحكام الوشيكة تمهيدًا لزمن دينونة قادم سيشمل جميع الأمم على الأرض (</w:t>
@@ -723,6 +887,8 @@
       <w:hyperlink r:id="rId29">
         <w:r>
           <w:rPr>
+            <w:rtl/>
+            <w:cs/>
             <w:lang w:val="ar_AE" w:bidi="ar_AE"/>
           </w:rPr>
           <w:rPr>
@@ -734,6 +900,8 @@
       </w:hyperlink>
       <w:r>
         <w:rPr>
+          <w:rtl/>
+          <w:cs/>
           <w:lang w:val="ar_AE" w:bidi="ar_AE"/>
         </w:rPr>
         <w:t>). ولكن، لن يكون الحكم هو النهاية. فسيأتي يوم الحكم ليتبعه يوم خلاص (</w:t>
@@ -741,6 +909,8 @@
       <w:hyperlink r:id="rId30">
         <w:r>
           <w:rPr>
+            <w:rtl/>
+            <w:cs/>
             <w:lang w:val="ar_AE" w:bidi="ar_AE"/>
           </w:rPr>
           <w:rPr>
@@ -752,6 +922,8 @@
       </w:hyperlink>
       <w:r>
         <w:rPr>
+          <w:rtl/>
+          <w:cs/>
           <w:lang w:val="ar_AE" w:bidi="ar_AE"/>
         </w:rPr>
         <w:t>). ووعد الله بالاسترداد والبركة لبقية من إسرائيل ولجميع الناس (</w:t>
@@ -759,6 +931,8 @@
       <w:hyperlink r:id="rId31">
         <w:r>
           <w:rPr>
+            <w:rtl/>
+            <w:cs/>
             <w:lang w:val="ar_AE" w:bidi="ar_AE"/>
           </w:rPr>
           <w:rPr>
@@ -770,6 +944,8 @@
       </w:hyperlink>
       <w:r>
         <w:rPr>
+          <w:rtl/>
+          <w:cs/>
           <w:lang w:val="ar_AE" w:bidi="ar_AE"/>
         </w:rPr>
         <w:t>).</w:t>
@@ -781,11 +957,15 @@
       </w:pPr>
       <w:r>
         <w:rPr>
-          <w:lang w:val="ar_AE" w:bidi="ar_AE"/>
-        </w:rPr>
-      </w:r>
-      <w:r>
-        <w:rPr>
+          <w:rtl/>
+          <w:cs/>
+          <w:lang w:val="ar_AE" w:bidi="ar_AE"/>
+        </w:rPr>
+      </w:r>
+      <w:r>
+        <w:rPr>
+          <w:rtl/>
+          <w:cs/>
           <w:lang w:val="ar_AE" w:bidi="ar_AE"/>
         </w:rPr>
         <w:t>يوثِّق صفنيا خِطَّة الله المستقبلية لإزالة جميع الأشخاص المتكبرين والمتغطرسين من الأرض؛ فقط أولئك الذين "يثقون في اسم الرب" سيبقون (</w:t>
@@ -793,6 +973,8 @@
       <w:hyperlink r:id="rId32">
         <w:r>
           <w:rPr>
+            <w:rtl/>
+            <w:cs/>
             <w:lang w:val="ar_AE" w:bidi="ar_AE"/>
           </w:rPr>
           <w:rPr>
@@ -804,6 +986,8 @@
       </w:hyperlink>
       <w:r>
         <w:rPr>
+          <w:rtl/>
+          <w:cs/>
           <w:lang w:val="ar_AE" w:bidi="ar_AE"/>
         </w:rPr>
         <w:t>). سيجمع الله شعبه المُشتَّت ويعيدهم إلى أرضهم حيث يعيشون في بِرٍّ وأمان ويعبدون الرب (</w:t>
@@ -811,6 +995,8 @@
       <w:hyperlink r:id="rId33">
         <w:r>
           <w:rPr>
+            <w:rtl/>
+            <w:cs/>
             <w:lang w:val="ar_AE" w:bidi="ar_AE"/>
           </w:rPr>
           <w:rPr>
@@ -822,6 +1008,8 @@
       </w:hyperlink>
       <w:r>
         <w:rPr>
+          <w:rtl/>
+          <w:cs/>
           <w:lang w:val="ar_AE" w:bidi="ar_AE"/>
         </w:rPr>
         <w:t>). سيستمتع "بقية إسرائيل" بتدفق بركات الله ويفرحون به إلى الأبد (</w:t>
@@ -829,6 +1017,8 @@
       <w:hyperlink r:id="rId34">
         <w:r>
           <w:rPr>
+            <w:rtl/>
+            <w:cs/>
             <w:lang w:val="ar_AE" w:bidi="ar_AE"/>
           </w:rPr>
           <w:rPr>
@@ -840,6 +1030,8 @@
       </w:hyperlink>
       <w:r>
         <w:rPr>
+          <w:rtl/>
+          <w:cs/>
           <w:lang w:val="ar_AE" w:bidi="ar_AE"/>
         </w:rPr>
         <w:t xml:space="preserve">). ترمز الدينونة والخلاص المعلَنَيْن في صفنيا إلى الفعل النهائي لله في جلب الحُكم والخلاص عند عودة يسوع المسيح (انظر </w:t>
@@ -847,6 +1039,8 @@
       <w:hyperlink r:id="rId35">
         <w:r>
           <w:rPr>
+            <w:rtl/>
+            <w:cs/>
             <w:lang w:val="ar_AE" w:bidi="ar_AE"/>
           </w:rPr>
           <w:rPr>
@@ -858,6 +1052,8 @@
       </w:hyperlink>
       <w:r>
         <w:rPr>
+          <w:rtl/>
+          <w:cs/>
           <w:lang w:val="ar_AE" w:bidi="ar_AE"/>
         </w:rPr>
         <w:t>).</w:t>
@@ -870,6 +1066,8 @@
       </w:pPr>
       <w:r>
         <w:rPr>
+          <w:rtl/>
+          <w:cs/>
           <w:lang w:val="ar_AE" w:bidi="ar_AE"/>
         </w:rPr>
         <w:t>كاتِب السِفر</w:t>
@@ -881,11 +1079,15 @@
       </w:pPr>
       <w:r>
         <w:rPr>
-          <w:lang w:val="ar_AE" w:bidi="ar_AE"/>
-        </w:rPr>
-      </w:r>
-      <w:r>
-        <w:rPr>
+          <w:rtl/>
+          <w:cs/>
+          <w:lang w:val="ar_AE" w:bidi="ar_AE"/>
+        </w:rPr>
+      </w:r>
+      <w:r>
+        <w:rPr>
+          <w:rtl/>
+          <w:cs/>
           <w:lang w:val="ar_AE" w:bidi="ar_AE"/>
         </w:rPr>
         <w:t xml:space="preserve">لا يُعرَف الكثير عن صفنيا بخلاف النسَب المذكور في </w:t>
@@ -893,6 +1095,8 @@
       <w:hyperlink r:id="rId36">
         <w:r>
           <w:rPr>
+            <w:rtl/>
+            <w:cs/>
             <w:lang w:val="ar_AE" w:bidi="ar_AE"/>
           </w:rPr>
           <w:rPr>
@@ -904,6 +1108,8 @@
       </w:hyperlink>
       <w:r>
         <w:rPr>
+          <w:rtl/>
+          <w:cs/>
           <w:lang w:val="ar_AE" w:bidi="ar_AE"/>
         </w:rPr>
         <w:t xml:space="preserve"> الذي يتتبع نسبه إلى حزقيّا. يُعادِل المفسرون اليهود والمسيحيون وفقًا للتقليد حزقيّا هذا بالملِك الذي يحمل ذلك الاسم (انظر </w:t>
@@ -911,6 +1117,8 @@
       <w:hyperlink r:id="rId37">
         <w:r>
           <w:rPr>
+            <w:rtl/>
+            <w:cs/>
             <w:lang w:val="ar_AE" w:bidi="ar_AE"/>
           </w:rPr>
           <w:rPr>
@@ -922,6 +1130,8 @@
       </w:hyperlink>
       <w:r>
         <w:rPr>
+          <w:rtl/>
+          <w:cs/>
           <w:lang w:val="ar_AE" w:bidi="ar_AE"/>
         </w:rPr>
         <w:t>)، مما يعني أن صفنيا كان من أصل ملكي وربما كان له تأثير إيجابي في حياة الملِك الصغير يوشيّا. يشير الانتباه غير المعتاد إلى أربعة أجيال من النَسَب العائلي على أقل تقدير إلى أن صفنيا جاء من عائلة متميزة.</w:t>
@@ -933,11 +1143,15 @@
       </w:pPr>
       <w:r>
         <w:rPr>
-          <w:lang w:val="ar_AE" w:bidi="ar_AE"/>
-        </w:rPr>
-      </w:r>
-      <w:r>
-        <w:rPr>
+          <w:rtl/>
+          <w:cs/>
+          <w:lang w:val="ar_AE" w:bidi="ar_AE"/>
+        </w:rPr>
+      </w:r>
+      <w:r>
+        <w:rPr>
+          <w:rtl/>
+          <w:cs/>
           <w:lang w:val="ar_AE" w:bidi="ar_AE"/>
         </w:rPr>
         <w:t>عاش صفنيا في أورشليم وكان على دراية بالأوضاع هناك (</w:t>
@@ -945,6 +1159,8 @@
       <w:hyperlink r:id="rId38">
         <w:r>
           <w:rPr>
+            <w:rtl/>
+            <w:cs/>
             <w:lang w:val="ar_AE" w:bidi="ar_AE"/>
           </w:rPr>
           <w:rPr>
@@ -956,6 +1172,8 @@
       </w:hyperlink>
       <w:r>
         <w:rPr>
+          <w:rtl/>
+          <w:cs/>
           <w:lang w:val="ar_AE" w:bidi="ar_AE"/>
         </w:rPr>
         <w:t>). كان رجلًا ذا حساسية روحية حادة وفهم أخلاقي، حيث استنكر ارتداد الشعب وانحلاله الأخلاقي، خاصة أولئك الذين في مواقع القيادة (</w:t>
@@ -963,6 +1181,8 @@
       <w:hyperlink r:id="rId39">
         <w:r>
           <w:rPr>
+            <w:rtl/>
+            <w:cs/>
             <w:lang w:val="ar_AE" w:bidi="ar_AE"/>
           </w:rPr>
           <w:rPr>
@@ -974,6 +1194,8 @@
       </w:hyperlink>
       <w:r>
         <w:rPr>
+          <w:rtl/>
+          <w:cs/>
           <w:lang w:val="ar_AE" w:bidi="ar_AE"/>
         </w:rPr>
         <w:t xml:space="preserve"> </w:t>
@@ -981,6 +1203,8 @@
       <w:hyperlink r:id="rId40">
         <w:r>
           <w:rPr>
+            <w:rtl/>
+            <w:cs/>
             <w:lang w:val="ar_AE" w:bidi="ar_AE"/>
           </w:rPr>
           <w:rPr>
@@ -992,6 +1216,8 @@
       </w:hyperlink>
       <w:r>
         <w:rPr>
+          <w:rtl/>
+          <w:cs/>
           <w:lang w:val="ar_AE" w:bidi="ar_AE"/>
         </w:rPr>
         <w:t xml:space="preserve"> </w:t>
@@ -999,6 +1225,8 @@
       <w:hyperlink r:id="rId41">
         <w:r>
           <w:rPr>
+            <w:rtl/>
+            <w:cs/>
             <w:lang w:val="ar_AE" w:bidi="ar_AE"/>
           </w:rPr>
           <w:rPr>
@@ -1010,6 +1238,8 @@
       </w:hyperlink>
       <w:r>
         <w:rPr>
+          <w:rtl/>
+          <w:cs/>
           <w:lang w:val="ar_AE" w:bidi="ar_AE"/>
         </w:rPr>
         <w:t xml:space="preserve"> </w:t>
@@ -1017,6 +1247,8 @@
       <w:hyperlink r:id="rId22">
         <w:r>
           <w:rPr>
+            <w:rtl/>
+            <w:cs/>
             <w:lang w:val="ar_AE" w:bidi="ar_AE"/>
           </w:rPr>
           <w:rPr>
@@ -1028,6 +1260,8 @@
       </w:hyperlink>
       <w:r>
         <w:rPr>
+          <w:rtl/>
+          <w:cs/>
           <w:lang w:val="ar_AE" w:bidi="ar_AE"/>
         </w:rPr>
         <w:t xml:space="preserve"> </w:t>
@@ -1035,6 +1269,8 @@
       <w:hyperlink r:id="rId23">
         <w:r>
           <w:rPr>
+            <w:rtl/>
+            <w:cs/>
             <w:lang w:val="ar_AE" w:bidi="ar_AE"/>
           </w:rPr>
           <w:rPr>
@@ -1046,6 +1282,8 @@
       </w:hyperlink>
       <w:r>
         <w:rPr>
+          <w:rtl/>
+          <w:cs/>
           <w:lang w:val="ar_AE" w:bidi="ar_AE"/>
         </w:rPr>
         <w:t xml:space="preserve"> </w:t>
@@ -1053,6 +1291,8 @@
       <w:hyperlink r:id="rId42">
         <w:r>
           <w:rPr>
+            <w:rtl/>
+            <w:cs/>
             <w:lang w:val="ar_AE" w:bidi="ar_AE"/>
           </w:rPr>
           <w:rPr>
@@ -1064,6 +1304,8 @@
       </w:hyperlink>
       <w:r>
         <w:rPr>
+          <w:rtl/>
+          <w:cs/>
           <w:lang w:val="ar_AE" w:bidi="ar_AE"/>
         </w:rPr>
         <w:t>). كما ندَّد بالمادية والجشع الذي استغل الفقراء (</w:t>
@@ -1071,6 +1313,8 @@
       <w:hyperlink r:id="rId43">
         <w:r>
           <w:rPr>
+            <w:rtl/>
+            <w:cs/>
             <w:lang w:val="ar_AE" w:bidi="ar_AE"/>
           </w:rPr>
           <w:rPr>
@@ -1082,6 +1326,8 @@
       </w:hyperlink>
       <w:r>
         <w:rPr>
+          <w:rtl/>
+          <w:cs/>
           <w:lang w:val="ar_AE" w:bidi="ar_AE"/>
         </w:rPr>
         <w:t xml:space="preserve"> </w:t>
@@ -1089,6 +1335,8 @@
       <w:hyperlink r:id="rId38">
         <w:r>
           <w:rPr>
+            <w:rtl/>
+            <w:cs/>
             <w:lang w:val="ar_AE" w:bidi="ar_AE"/>
           </w:rPr>
           <w:rPr>
@@ -1100,6 +1348,8 @@
       </w:hyperlink>
       <w:r>
         <w:rPr>
+          <w:rtl/>
+          <w:cs/>
           <w:lang w:val="ar_AE" w:bidi="ar_AE"/>
         </w:rPr>
         <w:t xml:space="preserve"> </w:t>
@@ -1107,6 +1357,8 @@
       <w:hyperlink r:id="rId44">
         <w:r>
           <w:rPr>
+            <w:rtl/>
+            <w:cs/>
             <w:lang w:val="ar_AE" w:bidi="ar_AE"/>
           </w:rPr>
           <w:rPr>
@@ -1118,6 +1370,8 @@
       </w:hyperlink>
       <w:r>
         <w:rPr>
+          <w:rtl/>
+          <w:cs/>
           <w:lang w:val="ar_AE" w:bidi="ar_AE"/>
         </w:rPr>
         <w:t>)، وكان على دراية بالأوضاع الحالية في الأمم المحيطة وأعلن حكم الله على تلك الأمم بسبب خطاياهم (</w:t>
@@ -1125,6 +1379,8 @@
       <w:hyperlink r:id="rId27">
         <w:r>
           <w:rPr>
+            <w:rtl/>
+            <w:cs/>
             <w:lang w:val="ar_AE" w:bidi="ar_AE"/>
           </w:rPr>
           <w:rPr>
@@ -1136,6 +1392,8 @@
       </w:hyperlink>
       <w:r>
         <w:rPr>
+          <w:rtl/>
+          <w:cs/>
           <w:lang w:val="ar_AE" w:bidi="ar_AE"/>
         </w:rPr>
         <w:t>). وفوق كل شيء، كان لهذا النبي اهتمام عميق بمكانة الرب (</w:t>
@@ -1143,6 +1401,8 @@
       <w:hyperlink r:id="rId45">
         <w:r>
           <w:rPr>
+            <w:rtl/>
+            <w:cs/>
             <w:lang w:val="ar_AE" w:bidi="ar_AE"/>
           </w:rPr>
           <w:rPr>
@@ -1154,6 +1414,8 @@
       </w:hyperlink>
       <w:r>
         <w:rPr>
+          <w:rtl/>
+          <w:cs/>
           <w:lang w:val="ar_AE" w:bidi="ar_AE"/>
         </w:rPr>
         <w:t xml:space="preserve"> </w:t>
@@ -1161,6 +1423,8 @@
       <w:hyperlink r:id="rId23">
         <w:r>
           <w:rPr>
+            <w:rtl/>
+            <w:cs/>
             <w:lang w:val="ar_AE" w:bidi="ar_AE"/>
           </w:rPr>
           <w:rPr>
@@ -1172,6 +1436,8 @@
       </w:hyperlink>
       <w:r>
         <w:rPr>
+          <w:rtl/>
+          <w:cs/>
           <w:lang w:val="ar_AE" w:bidi="ar_AE"/>
         </w:rPr>
         <w:t>) وبكل مَن يثق بتواضع في الله (</w:t>
@@ -1179,6 +1445,8 @@
       <w:hyperlink r:id="rId46">
         <w:r>
           <w:rPr>
+            <w:rtl/>
+            <w:cs/>
             <w:lang w:val="ar_AE" w:bidi="ar_AE"/>
           </w:rPr>
           <w:rPr>
@@ -1190,6 +1458,8 @@
       </w:hyperlink>
       <w:r>
         <w:rPr>
+          <w:rtl/>
+          <w:cs/>
           <w:lang w:val="ar_AE" w:bidi="ar_AE"/>
         </w:rPr>
         <w:t xml:space="preserve"> </w:t>
@@ -1197,6 +1467,8 @@
       <w:hyperlink r:id="rId31">
         <w:r>
           <w:rPr>
+            <w:rtl/>
+            <w:cs/>
             <w:lang w:val="ar_AE" w:bidi="ar_AE"/>
           </w:rPr>
           <w:rPr>
@@ -1208,6 +1480,8 @@
       </w:hyperlink>
       <w:r>
         <w:rPr>
+          <w:rtl/>
+          <w:cs/>
           <w:lang w:val="ar_AE" w:bidi="ar_AE"/>
         </w:rPr>
         <w:t xml:space="preserve"> </w:t>
@@ -1215,6 +1489,8 @@
       <w:hyperlink r:id="rId47">
         <w:r>
           <w:rPr>
+            <w:rtl/>
+            <w:cs/>
             <w:lang w:val="ar_AE" w:bidi="ar_AE"/>
           </w:rPr>
           <w:rPr>
@@ -1226,6 +1502,8 @@
       </w:hyperlink>
       <w:r>
         <w:rPr>
+          <w:rtl/>
+          <w:cs/>
           <w:lang w:val="ar_AE" w:bidi="ar_AE"/>
         </w:rPr>
         <w:t>).</w:t>
@@ -1238,6 +1516,8 @@
       </w:pPr>
       <w:r>
         <w:rPr>
+          <w:rtl/>
+          <w:cs/>
           <w:lang w:val="ar_AE" w:bidi="ar_AE"/>
         </w:rPr>
         <w:t>تاريخ الكتابة</w:t>
@@ -1249,11 +1529,15 @@
       </w:pPr>
       <w:r>
         <w:rPr>
-          <w:lang w:val="ar_AE" w:bidi="ar_AE"/>
-        </w:rPr>
-      </w:r>
-      <w:r>
-        <w:rPr>
+          <w:rtl/>
+          <w:cs/>
+          <w:lang w:val="ar_AE" w:bidi="ar_AE"/>
+        </w:rPr>
+      </w:r>
+      <w:r>
+        <w:rPr>
+          <w:rtl/>
+          <w:cs/>
           <w:lang w:val="ar_AE" w:bidi="ar_AE"/>
         </w:rPr>
         <w:t xml:space="preserve">وثَّقَ صفنيا في </w:t>
@@ -1261,6 +1545,8 @@
       <w:hyperlink r:id="rId36">
         <w:r>
           <w:rPr>
+            <w:rtl/>
+            <w:cs/>
             <w:lang w:val="ar_AE" w:bidi="ar_AE"/>
           </w:rPr>
           <w:rPr>
@@ -1272,6 +1558,8 @@
       </w:hyperlink>
       <w:r>
         <w:rPr>
+          <w:rtl/>
+          <w:cs/>
           <w:lang w:val="ar_AE" w:bidi="ar_AE"/>
         </w:rPr>
         <w:t>أن خدمته النبوية كانت خلال عهد يوشيّا (640–609 قبل الميلاد). تشير عدة حقائق إلى أن صفنيا تنبأ في الأيام الأولى من حكم يوشيّا، قبل اكتشاف سِفر الشريعة والإصلاحات التي تبعته. وذكر صفنيا أن الممارسات الدينية في يهوذا كانت لا تزال متأثرة بشعائر كنعانية كتلك التي كانت شائعة في عهد منسّى (</w:t>
@@ -1279,6 +1567,8 @@
       <w:hyperlink r:id="rId48">
         <w:r>
           <w:rPr>
+            <w:rtl/>
+            <w:cs/>
             <w:lang w:val="ar_AE" w:bidi="ar_AE"/>
           </w:rPr>
           <w:rPr>
@@ -1290,6 +1580,8 @@
       </w:hyperlink>
       <w:r>
         <w:rPr>
+          <w:rtl/>
+          <w:cs/>
           <w:lang w:val="ar_AE" w:bidi="ar_AE"/>
         </w:rPr>
         <w:t xml:space="preserve"> </w:t>
@@ -1297,6 +1589,8 @@
       <w:hyperlink r:id="rId40">
         <w:r>
           <w:rPr>
+            <w:rtl/>
+            <w:cs/>
             <w:lang w:val="ar_AE" w:bidi="ar_AE"/>
           </w:rPr>
           <w:rPr>
@@ -1308,6 +1602,8 @@
       </w:hyperlink>
       <w:r>
         <w:rPr>
+          <w:rtl/>
+          <w:cs/>
           <w:lang w:val="ar_AE" w:bidi="ar_AE"/>
         </w:rPr>
         <w:t>). فقد فشل العديد من الناس في عبادة ٱلرّبّ فشلًا كاملًا (</w:t>
@@ -1315,6 +1611,8 @@
       <w:hyperlink r:id="rId45">
         <w:r>
           <w:rPr>
+            <w:rtl/>
+            <w:cs/>
             <w:lang w:val="ar_AE" w:bidi="ar_AE"/>
           </w:rPr>
           <w:rPr>
@@ -1326,6 +1624,8 @@
       </w:hyperlink>
       <w:r>
         <w:rPr>
+          <w:rtl/>
+          <w:cs/>
           <w:lang w:val="ar_AE" w:bidi="ar_AE"/>
         </w:rPr>
         <w:t>)، وكان القادة مفتونين بارتداء ملابس التجار الأجانب (</w:t>
@@ -1333,6 +1633,8 @@
       <w:hyperlink r:id="rId43">
         <w:r>
           <w:rPr>
+            <w:rtl/>
+            <w:cs/>
             <w:lang w:val="ar_AE" w:bidi="ar_AE"/>
           </w:rPr>
           <w:rPr>
@@ -1344,6 +1646,8 @@
       </w:hyperlink>
       <w:r>
         <w:rPr>
+          <w:rtl/>
+          <w:cs/>
           <w:lang w:val="ar_AE" w:bidi="ar_AE"/>
         </w:rPr>
         <w:t>) الذين كانت لديهم مشروعات تجارية واسعة في أورشليم (</w:t>
@@ -1351,6 +1655,8 @@
       <w:hyperlink r:id="rId49">
         <w:r>
           <w:rPr>
+            <w:rtl/>
+            <w:cs/>
             <w:lang w:val="ar_AE" w:bidi="ar_AE"/>
           </w:rPr>
           <w:rPr>
@@ -1362,6 +1668,8 @@
       </w:hyperlink>
       <w:r>
         <w:rPr>
+          <w:rtl/>
+          <w:cs/>
           <w:lang w:val="ar_AE" w:bidi="ar_AE"/>
         </w:rPr>
         <w:t>)، وكان مجتمع يهوذا يعاني من مشكلات اجتماعية واقتصادية (</w:t>
@@ -1369,6 +1677,8 @@
       <w:hyperlink r:id="rId50">
         <w:r>
           <w:rPr>
+            <w:rtl/>
+            <w:cs/>
             <w:lang w:val="ar_AE" w:bidi="ar_AE"/>
           </w:rPr>
           <w:rPr>
@@ -1380,6 +1690,8 @@
       </w:hyperlink>
       <w:r>
         <w:rPr>
+          <w:rtl/>
+          <w:cs/>
           <w:lang w:val="ar_AE" w:bidi="ar_AE"/>
         </w:rPr>
         <w:t xml:space="preserve"> </w:t>
@@ -1387,6 +1699,8 @@
       <w:hyperlink r:id="rId44">
         <w:r>
           <w:rPr>
+            <w:rtl/>
+            <w:cs/>
             <w:lang w:val="ar_AE" w:bidi="ar_AE"/>
           </w:rPr>
           <w:rPr>
@@ -1398,6 +1712,8 @@
       </w:hyperlink>
       <w:r>
         <w:rPr>
+          <w:rtl/>
+          <w:cs/>
           <w:lang w:val="ar_AE" w:bidi="ar_AE"/>
         </w:rPr>
         <w:t>)، وفساد سياسي وديني (</w:t>
@@ -1405,6 +1721,8 @@
       <w:hyperlink r:id="rId22">
         <w:r>
           <w:rPr>
+            <w:rtl/>
+            <w:cs/>
             <w:lang w:val="ar_AE" w:bidi="ar_AE"/>
           </w:rPr>
           <w:rPr>
@@ -1416,6 +1734,8 @@
       </w:hyperlink>
       <w:r>
         <w:rPr>
+          <w:rtl/>
+          <w:cs/>
           <w:lang w:val="ar_AE" w:bidi="ar_AE"/>
         </w:rPr>
         <w:t xml:space="preserve"> </w:t>
@@ -1423,6 +1743,8 @@
       <w:hyperlink r:id="rId23">
         <w:r>
           <w:rPr>
+            <w:rtl/>
+            <w:cs/>
             <w:lang w:val="ar_AE" w:bidi="ar_AE"/>
           </w:rPr>
           <w:rPr>
@@ -1434,6 +1756,8 @@
       </w:hyperlink>
       <w:r>
         <w:rPr>
+          <w:rtl/>
+          <w:cs/>
           <w:lang w:val="ar_AE" w:bidi="ar_AE"/>
         </w:rPr>
         <w:t xml:space="preserve"> </w:t>
@@ -1441,6 +1765,8 @@
       <w:hyperlink r:id="rId42">
         <w:r>
           <w:rPr>
+            <w:rtl/>
+            <w:cs/>
             <w:lang w:val="ar_AE" w:bidi="ar_AE"/>
           </w:rPr>
           <w:rPr>
@@ -1452,6 +1778,8 @@
       </w:hyperlink>
       <w:r>
         <w:rPr>
+          <w:rtl/>
+          <w:cs/>
           <w:lang w:val="ar_AE" w:bidi="ar_AE"/>
         </w:rPr>
         <w:t xml:space="preserve">). أصلحت إصلاحات يوشيّا الكثير من هذه الأوضاع (622 قبل الميلاد تقريبًا؛ </w:t>
@@ -1459,6 +1787,8 @@
       <w:hyperlink r:id="rId51">
         <w:r>
           <w:rPr>
+            <w:rtl/>
+            <w:cs/>
             <w:lang w:val="ar_AE" w:bidi="ar_AE"/>
           </w:rPr>
           <w:rPr>
@@ -1470,6 +1800,8 @@
       </w:hyperlink>
       <w:r>
         <w:rPr>
+          <w:rtl/>
+          <w:cs/>
           <w:lang w:val="ar_AE" w:bidi="ar_AE"/>
         </w:rPr>
         <w:t>). لذلك، من المرجح أن يكون تاريخ نبوءة صفنيا بين 635 و622 قبل الميلاد.</w:t>
@@ -1482,6 +1814,8 @@
       </w:pPr>
       <w:r>
         <w:rPr>
+          <w:rtl/>
+          <w:cs/>
           <w:lang w:val="ar_AE" w:bidi="ar_AE"/>
         </w:rPr>
         <w:t>المعنى والرسالة</w:t>
@@ -1493,11 +1827,15 @@
       </w:pPr>
       <w:r>
         <w:rPr>
-          <w:lang w:val="ar_AE" w:bidi="ar_AE"/>
-        </w:rPr>
-      </w:r>
-      <w:r>
-        <w:rPr>
+          <w:rtl/>
+          <w:cs/>
+          <w:lang w:val="ar_AE" w:bidi="ar_AE"/>
+        </w:rPr>
+      </w:r>
+      <w:r>
+        <w:rPr>
+          <w:rtl/>
+          <w:cs/>
           <w:lang w:val="ar_AE" w:bidi="ar_AE"/>
         </w:rPr>
         <w:t>مثل معاصريه ناحوم وحبقّوق، يقدم صفنيا الرب بإعتباره سيّدَ التاريخ. فالله، قاضي الجميع (</w:t>
@@ -1505,6 +1843,8 @@
       <w:hyperlink r:id="rId24">
         <w:r>
           <w:rPr>
+            <w:rtl/>
+            <w:cs/>
             <w:lang w:val="ar_AE" w:bidi="ar_AE"/>
           </w:rPr>
           <w:rPr>
@@ -1516,6 +1856,8 @@
       </w:hyperlink>
       <w:r>
         <w:rPr>
+          <w:rtl/>
+          <w:cs/>
           <w:lang w:val="ar_AE" w:bidi="ar_AE"/>
         </w:rPr>
         <w:t xml:space="preserve"> </w:t>
@@ -1523,6 +1865,8 @@
       <w:hyperlink r:id="rId52">
         <w:r>
           <w:rPr>
+            <w:rtl/>
+            <w:cs/>
             <w:lang w:val="ar_AE" w:bidi="ar_AE"/>
           </w:rPr>
           <w:rPr>
@@ -1534,6 +1878,8 @@
       </w:hyperlink>
       <w:r>
         <w:rPr>
+          <w:rtl/>
+          <w:cs/>
           <w:lang w:val="ar_AE" w:bidi="ar_AE"/>
         </w:rPr>
         <w:t xml:space="preserve"> </w:t>
@@ -1541,6 +1887,8 @@
       <w:hyperlink r:id="rId25">
         <w:r>
           <w:rPr>
+            <w:rtl/>
+            <w:cs/>
             <w:lang w:val="ar_AE" w:bidi="ar_AE"/>
           </w:rPr>
           <w:rPr>
@@ -1552,6 +1900,8 @@
       </w:hyperlink>
       <w:r>
         <w:rPr>
+          <w:rtl/>
+          <w:cs/>
           <w:lang w:val="ar_AE" w:bidi="ar_AE"/>
         </w:rPr>
         <w:t xml:space="preserve"> </w:t>
@@ -1559,6 +1909,8 @@
       <w:hyperlink r:id="rId29">
         <w:r>
           <w:rPr>
+            <w:rtl/>
+            <w:cs/>
             <w:lang w:val="ar_AE" w:bidi="ar_AE"/>
           </w:rPr>
           <w:rPr>
@@ -1570,6 +1922,8 @@
       </w:hyperlink>
       <w:r>
         <w:rPr>
+          <w:rtl/>
+          <w:cs/>
           <w:lang w:val="ar_AE" w:bidi="ar_AE"/>
         </w:rPr>
         <w:t>) يعاقب شرور البشر (</w:t>
@@ -1577,6 +1931,8 @@
       <w:hyperlink r:id="rId53">
         <w:r>
           <w:rPr>
+            <w:rtl/>
+            <w:cs/>
             <w:lang w:val="ar_AE" w:bidi="ar_AE"/>
           </w:rPr>
           <w:rPr>
@@ -1588,6 +1944,8 @@
       </w:hyperlink>
       <w:r>
         <w:rPr>
+          <w:rtl/>
+          <w:cs/>
           <w:lang w:val="ar_AE" w:bidi="ar_AE"/>
         </w:rPr>
         <w:t xml:space="preserve"> </w:t>
@@ -1595,6 +1953,8 @@
       <w:hyperlink r:id="rId41">
         <w:r>
           <w:rPr>
+            <w:rtl/>
+            <w:cs/>
             <w:lang w:val="ar_AE" w:bidi="ar_AE"/>
           </w:rPr>
           <w:rPr>
@@ -1606,6 +1966,8 @@
       </w:hyperlink>
       <w:r>
         <w:rPr>
+          <w:rtl/>
+          <w:cs/>
           <w:lang w:val="ar_AE" w:bidi="ar_AE"/>
         </w:rPr>
         <w:t xml:space="preserve"> </w:t>
@@ -1613,6 +1975,8 @@
       <w:hyperlink r:id="rId23">
         <w:r>
           <w:rPr>
+            <w:rtl/>
+            <w:cs/>
             <w:lang w:val="ar_AE" w:bidi="ar_AE"/>
           </w:rPr>
           <w:rPr>
@@ -1624,6 +1988,8 @@
       </w:hyperlink>
       <w:r>
         <w:rPr>
+          <w:rtl/>
+          <w:cs/>
           <w:lang w:val="ar_AE" w:bidi="ar_AE"/>
         </w:rPr>
         <w:t xml:space="preserve"> </w:t>
@@ -1631,6 +1997,8 @@
       <w:hyperlink r:id="rId42">
         <w:r>
           <w:rPr>
+            <w:rtl/>
+            <w:cs/>
             <w:lang w:val="ar_AE" w:bidi="ar_AE"/>
           </w:rPr>
           <w:rPr>
@@ -1642,6 +2010,8 @@
       </w:hyperlink>
       <w:r>
         <w:rPr>
+          <w:rtl/>
+          <w:cs/>
           <w:lang w:val="ar_AE" w:bidi="ar_AE"/>
         </w:rPr>
         <w:t>) والأمم (</w:t>
@@ -1649,6 +2019,8 @@
       <w:hyperlink r:id="rId27">
         <w:r>
           <w:rPr>
+            <w:rtl/>
+            <w:cs/>
             <w:lang w:val="ar_AE" w:bidi="ar_AE"/>
           </w:rPr>
           <w:rPr>
@@ -1660,6 +2032,8 @@
       </w:hyperlink>
       <w:r>
         <w:rPr>
+          <w:rtl/>
+          <w:cs/>
           <w:lang w:val="ar_AE" w:bidi="ar_AE"/>
         </w:rPr>
         <w:t xml:space="preserve"> </w:t>
@@ -1667,6 +2041,8 @@
       <w:hyperlink r:id="rId54">
         <w:r>
           <w:rPr>
+            <w:rtl/>
+            <w:cs/>
             <w:lang w:val="ar_AE" w:bidi="ar_AE"/>
           </w:rPr>
           <w:rPr>
@@ -1678,6 +2054,8 @@
       </w:hyperlink>
       <w:r>
         <w:rPr>
+          <w:rtl/>
+          <w:cs/>
           <w:lang w:val="ar_AE" w:bidi="ar_AE"/>
         </w:rPr>
         <w:t xml:space="preserve">). هذا القاضي السيّد حدَّد وقتًا سيتدخل فيه في تاريخ العالم ليُخضع الشر ويجلب البِرّ الأبدي. ذلك اليوم (يوم </w:t>
@@ -1685,12 +2063,16 @@
       <w:r>
         <w:rPr>
           <w:i/>
+          <w:rtl/>
+          <w:cs/>
           <w:lang w:val="ar_AE" w:bidi="ar_AE"/>
         </w:rPr>
         <w:t>الرب</w:t>
       </w:r>
       <w:r>
         <w:rPr>
+          <w:rtl/>
+          <w:cs/>
           <w:lang w:val="ar_AE" w:bidi="ar_AE"/>
         </w:rPr>
         <w:t>) سيشمل جميع الأمم (</w:t>
@@ -1698,6 +2080,8 @@
       <w:hyperlink r:id="rId55">
         <w:r>
           <w:rPr>
+            <w:rtl/>
+            <w:cs/>
             <w:lang w:val="ar_AE" w:bidi="ar_AE"/>
           </w:rPr>
           <w:rPr>
@@ -1709,6 +2093,8 @@
       </w:hyperlink>
       <w:r>
         <w:rPr>
+          <w:rtl/>
+          <w:cs/>
           <w:lang w:val="ar_AE" w:bidi="ar_AE"/>
         </w:rPr>
         <w:t xml:space="preserve"> </w:t>
@@ -1716,6 +2102,8 @@
       <w:hyperlink r:id="rId27">
         <w:r>
           <w:rPr>
+            <w:rtl/>
+            <w:cs/>
             <w:lang w:val="ar_AE" w:bidi="ar_AE"/>
           </w:rPr>
           <w:rPr>
@@ -1727,6 +2115,8 @@
       </w:hyperlink>
       <w:r>
         <w:rPr>
+          <w:rtl/>
+          <w:cs/>
           <w:lang w:val="ar_AE" w:bidi="ar_AE"/>
         </w:rPr>
         <w:t xml:space="preserve"> </w:t>
@@ -1734,6 +2124,8 @@
       <w:hyperlink r:id="rId29">
         <w:r>
           <w:rPr>
+            <w:rtl/>
+            <w:cs/>
             <w:lang w:val="ar_AE" w:bidi="ar_AE"/>
           </w:rPr>
           <w:rPr>
@@ -1745,6 +2137,8 @@
       </w:hyperlink>
       <w:r>
         <w:rPr>
+          <w:rtl/>
+          <w:cs/>
           <w:lang w:val="ar_AE" w:bidi="ar_AE"/>
         </w:rPr>
         <w:t>)، وسيصب الله غضبه في الحكم ضد خطية البشر وتمردهم.</w:t>
@@ -1756,11 +2150,15 @@
       </w:pPr>
       <w:r>
         <w:rPr>
-          <w:lang w:val="ar_AE" w:bidi="ar_AE"/>
-        </w:rPr>
-      </w:r>
-      <w:r>
-        <w:rPr>
+          <w:rtl/>
+          <w:cs/>
+          <w:lang w:val="ar_AE" w:bidi="ar_AE"/>
+        </w:rPr>
+      </w:r>
+      <w:r>
+        <w:rPr>
+          <w:rtl/>
+          <w:cs/>
           <w:lang w:val="ar_AE" w:bidi="ar_AE"/>
         </w:rPr>
         <w:t>يركز صفنيا على كبرياء الإنسان المشكلة الكُبرى (</w:t>
@@ -1768,6 +2166,8 @@
       <w:hyperlink r:id="rId56">
         <w:r>
           <w:rPr>
+            <w:rtl/>
+            <w:cs/>
             <w:lang w:val="ar_AE" w:bidi="ar_AE"/>
           </w:rPr>
           <w:rPr>
@@ -1779,6 +2179,8 @@
       </w:hyperlink>
       <w:r>
         <w:rPr>
+          <w:rtl/>
+          <w:cs/>
           <w:lang w:val="ar_AE" w:bidi="ar_AE"/>
         </w:rPr>
         <w:t>) التي تولِّد روحًا من الشر الداخلي (</w:t>
@@ -1786,6 +2188,8 @@
       <w:hyperlink r:id="rId57">
         <w:r>
           <w:rPr>
+            <w:rtl/>
+            <w:cs/>
             <w:lang w:val="ar_AE" w:bidi="ar_AE"/>
           </w:rPr>
           <w:rPr>
@@ -1797,6 +2201,8 @@
       </w:hyperlink>
       <w:r>
         <w:rPr>
+          <w:rtl/>
+          <w:cs/>
           <w:lang w:val="ar_AE" w:bidi="ar_AE"/>
         </w:rPr>
         <w:t xml:space="preserve"> </w:t>
@@ -1804,6 +2210,8 @@
       <w:hyperlink r:id="rId41">
         <w:r>
           <w:rPr>
+            <w:rtl/>
+            <w:cs/>
             <w:lang w:val="ar_AE" w:bidi="ar_AE"/>
           </w:rPr>
           <w:rPr>
@@ -1815,6 +2223,8 @@
       </w:hyperlink>
       <w:r>
         <w:rPr>
+          <w:rtl/>
+          <w:cs/>
           <w:lang w:val="ar_AE" w:bidi="ar_AE"/>
         </w:rPr>
         <w:t xml:space="preserve"> </w:t>
@@ -1822,6 +2232,8 @@
       <w:hyperlink r:id="rId58">
         <w:r>
           <w:rPr>
+            <w:rtl/>
+            <w:cs/>
             <w:lang w:val="ar_AE" w:bidi="ar_AE"/>
           </w:rPr>
           <w:rPr>
@@ -1833,6 +2245,8 @@
       </w:hyperlink>
       <w:r>
         <w:rPr>
+          <w:rtl/>
+          <w:cs/>
           <w:lang w:val="ar_AE" w:bidi="ar_AE"/>
         </w:rPr>
         <w:t xml:space="preserve"> </w:t>
@@ -1840,6 +2254,8 @@
       <w:hyperlink r:id="rId59">
         <w:r>
           <w:rPr>
+            <w:rtl/>
+            <w:cs/>
             <w:lang w:val="ar_AE" w:bidi="ar_AE"/>
           </w:rPr>
           <w:rPr>
@@ -1851,6 +2267,8 @@
       </w:hyperlink>
       <w:r>
         <w:rPr>
+          <w:rtl/>
+          <w:cs/>
           <w:lang w:val="ar_AE" w:bidi="ar_AE"/>
         </w:rPr>
         <w:t>) وتجعل الناس يعتقدون أن الله لن يتدخل في شؤون البشر (</w:t>
@@ -1858,6 +2276,8 @@
       <w:hyperlink r:id="rId60">
         <w:r>
           <w:rPr>
+            <w:rtl/>
+            <w:cs/>
             <w:lang w:val="ar_AE" w:bidi="ar_AE"/>
           </w:rPr>
           <w:rPr>
@@ -1869,6 +2289,8 @@
       </w:hyperlink>
       <w:r>
         <w:rPr>
+          <w:rtl/>
+          <w:cs/>
           <w:lang w:val="ar_AE" w:bidi="ar_AE"/>
         </w:rPr>
         <w:t>). فيستمرون في عنفهم وخداعهم (</w:t>
@@ -1876,6 +2298,8 @@
       <w:hyperlink r:id="rId40">
         <w:r>
           <w:rPr>
+            <w:rtl/>
+            <w:cs/>
             <w:lang w:val="ar_AE" w:bidi="ar_AE"/>
           </w:rPr>
           <w:rPr>
@@ -1887,6 +2311,8 @@
       </w:hyperlink>
       <w:r>
         <w:rPr>
+          <w:rtl/>
+          <w:cs/>
           <w:lang w:val="ar_AE" w:bidi="ar_AE"/>
         </w:rPr>
         <w:t>)، ويظلم جشعهم من حولهم (</w:t>
@@ -1894,6 +2320,8 @@
       <w:hyperlink r:id="rId49">
         <w:r>
           <w:rPr>
+            <w:rtl/>
+            <w:cs/>
             <w:lang w:val="ar_AE" w:bidi="ar_AE"/>
           </w:rPr>
           <w:rPr>
@@ -1905,6 +2333,8 @@
       </w:hyperlink>
       <w:r>
         <w:rPr>
+          <w:rtl/>
+          <w:cs/>
           <w:lang w:val="ar_AE" w:bidi="ar_AE"/>
         </w:rPr>
         <w:t xml:space="preserve"> </w:t>
@@ -1912,6 +2342,8 @@
       <w:hyperlink r:id="rId61">
         <w:r>
           <w:rPr>
+            <w:rtl/>
+            <w:cs/>
             <w:lang w:val="ar_AE" w:bidi="ar_AE"/>
           </w:rPr>
           <w:rPr>
@@ -1923,6 +2355,8 @@
       </w:hyperlink>
       <w:r>
         <w:rPr>
+          <w:rtl/>
+          <w:cs/>
           <w:lang w:val="ar_AE" w:bidi="ar_AE"/>
         </w:rPr>
         <w:t xml:space="preserve"> </w:t>
@@ -1930,6 +2364,8 @@
       <w:hyperlink r:id="rId44">
         <w:r>
           <w:rPr>
+            <w:rtl/>
+            <w:cs/>
             <w:lang w:val="ar_AE" w:bidi="ar_AE"/>
           </w:rPr>
           <w:rPr>
@@ -1941,6 +2377,8 @@
       </w:hyperlink>
       <w:r>
         <w:rPr>
+          <w:rtl/>
+          <w:cs/>
           <w:lang w:val="ar_AE" w:bidi="ar_AE"/>
         </w:rPr>
         <w:t xml:space="preserve"> </w:t>
@@ -1948,6 +2386,8 @@
       <w:hyperlink r:id="rId62">
         <w:r>
           <w:rPr>
+            <w:rtl/>
+            <w:cs/>
             <w:lang w:val="ar_AE" w:bidi="ar_AE"/>
           </w:rPr>
           <w:rPr>
@@ -1959,6 +2399,8 @@
       </w:hyperlink>
       <w:r>
         <w:rPr>
+          <w:rtl/>
+          <w:cs/>
           <w:lang w:val="ar_AE" w:bidi="ar_AE"/>
         </w:rPr>
         <w:t>). قد يتراجع الله عن العقوبة التي يستحقها الخطاة إذا تابوا بصدق (</w:t>
@@ -1966,6 +2408,8 @@
       <w:hyperlink r:id="rId26">
         <w:r>
           <w:rPr>
+            <w:rtl/>
+            <w:cs/>
             <w:lang w:val="ar_AE" w:bidi="ar_AE"/>
           </w:rPr>
           <w:rPr>
@@ -1977,6 +2421,8 @@
       </w:hyperlink>
       <w:r>
         <w:rPr>
+          <w:rtl/>
+          <w:cs/>
           <w:lang w:val="ar_AE" w:bidi="ar_AE"/>
         </w:rPr>
         <w:t>)، لكن فضائل روحية مثل البِرّ والتواضع والإيمان والحق ضرورية كشرط أساسيّ (</w:t>
@@ -1984,6 +2430,8 @@
       <w:hyperlink r:id="rId47">
         <w:r>
           <w:rPr>
+            <w:rtl/>
+            <w:cs/>
             <w:lang w:val="ar_AE" w:bidi="ar_AE"/>
           </w:rPr>
           <w:rPr>
@@ -1995,6 +2443,8 @@
       </w:hyperlink>
       <w:r>
         <w:rPr>
+          <w:rtl/>
+          <w:cs/>
           <w:lang w:val="ar_AE" w:bidi="ar_AE"/>
         </w:rPr>
         <w:t>). وسيجمع الله بقية تقية من شعبه ويطهرهم (</w:t>
@@ -2002,6 +2452,8 @@
       <w:hyperlink r:id="rId63">
         <w:r>
           <w:rPr>
+            <w:rtl/>
+            <w:cs/>
             <w:lang w:val="ar_AE" w:bidi="ar_AE"/>
           </w:rPr>
           <w:rPr>
@@ -2013,6 +2465,8 @@
       </w:hyperlink>
       <w:r>
         <w:rPr>
+          <w:rtl/>
+          <w:cs/>
           <w:lang w:val="ar_AE" w:bidi="ar_AE"/>
         </w:rPr>
         <w:t>)، ويعيدهم إلى أرضهم (</w:t>
@@ -2020,6 +2474,8 @@
       <w:hyperlink r:id="rId64">
         <w:r>
           <w:rPr>
+            <w:rtl/>
+            <w:cs/>
             <w:lang w:val="ar_AE" w:bidi="ar_AE"/>
           </w:rPr>
           <w:rPr>
@@ -2031,6 +2487,8 @@
       </w:hyperlink>
       <w:r>
         <w:rPr>
+          <w:rtl/>
+          <w:cs/>
           <w:lang w:val="ar_AE" w:bidi="ar_AE"/>
         </w:rPr>
         <w:t>)، ويمنحهم النصر على أعدائهم (</w:t>
@@ -2038,6 +2496,8 @@
       <w:hyperlink r:id="rId65">
         <w:r>
           <w:rPr>
+            <w:rtl/>
+            <w:cs/>
             <w:lang w:val="ar_AE" w:bidi="ar_AE"/>
           </w:rPr>
           <w:rPr>
@@ -2049,6 +2509,8 @@
       </w:hyperlink>
       <w:r>
         <w:rPr>
+          <w:rtl/>
+          <w:cs/>
           <w:lang w:val="ar_AE" w:bidi="ar_AE"/>
         </w:rPr>
         <w:t xml:space="preserve"> </w:t>
@@ -2056,6 +2518,8 @@
       <w:hyperlink r:id="rId66">
         <w:r>
           <w:rPr>
+            <w:rtl/>
+            <w:cs/>
             <w:lang w:val="ar_AE" w:bidi="ar_AE"/>
           </w:rPr>
           <w:rPr>
@@ -2067,6 +2531,8 @@
       </w:hyperlink>
       <w:r>
         <w:rPr>
+          <w:rtl/>
+          <w:cs/>
           <w:lang w:val="ar_AE" w:bidi="ar_AE"/>
         </w:rPr>
         <w:t>). وستكون أورشليم مكانًا رائعًا (</w:t>
@@ -2074,6 +2540,8 @@
       <w:hyperlink r:id="rId42">
         <w:r>
           <w:rPr>
+            <w:rtl/>
+            <w:cs/>
             <w:lang w:val="ar_AE" w:bidi="ar_AE"/>
           </w:rPr>
           <w:rPr>
@@ -2085,6 +2553,8 @@
       </w:hyperlink>
       <w:r>
         <w:rPr>
+          <w:rtl/>
+          <w:cs/>
           <w:lang w:val="ar_AE" w:bidi="ar_AE"/>
         </w:rPr>
         <w:t xml:space="preserve"> </w:t>
@@ -2092,6 +2562,8 @@
       <w:hyperlink r:id="rId67">
         <w:r>
           <w:rPr>
+            <w:rtl/>
+            <w:cs/>
             <w:lang w:val="ar_AE" w:bidi="ar_AE"/>
           </w:rPr>
           <w:rPr>
@@ -2103,6 +2575,8 @@
       </w:hyperlink>
       <w:r>
         <w:rPr>
+          <w:rtl/>
+          <w:cs/>
           <w:lang w:val="ar_AE" w:bidi="ar_AE"/>
         </w:rPr>
         <w:t>)، لأن الله سينقذ ويبارك شعبه (</w:t>
@@ -2110,6 +2584,8 @@
       <w:hyperlink r:id="rId68">
         <w:r>
           <w:rPr>
+            <w:rtl/>
+            <w:cs/>
             <w:lang w:val="ar_AE" w:bidi="ar_AE"/>
           </w:rPr>
           <w:rPr>
@@ -2121,6 +2597,8 @@
       </w:hyperlink>
       <w:r>
         <w:rPr>
+          <w:rtl/>
+          <w:cs/>
           <w:lang w:val="ar_AE" w:bidi="ar_AE"/>
         </w:rPr>
         <w:t>).</w:t>
@@ -2132,11 +2610,15 @@
       </w:pPr>
       <w:r>
         <w:rPr>
-          <w:lang w:val="ar_AE" w:bidi="ar_AE"/>
-        </w:rPr>
-      </w:r>
-      <w:r>
-        <w:rPr>
+          <w:rtl/>
+          <w:cs/>
+          <w:lang w:val="ar_AE" w:bidi="ar_AE"/>
+        </w:rPr>
+      </w:r>
+      <w:r>
+        <w:rPr>
+          <w:rtl/>
+          <w:cs/>
           <w:lang w:val="ar_AE" w:bidi="ar_AE"/>
         </w:rPr>
         <w:t>تتكرر رسالة صفنيا حول المسؤولية الشخصية عن الخطيئة في تعاليم العهد الجديد (</w:t>
@@ -2144,6 +2626,8 @@
       <w:hyperlink r:id="rId69">
         <w:r>
           <w:rPr>
+            <w:rtl/>
+            <w:cs/>
             <w:lang w:val="ar_AE" w:bidi="ar_AE"/>
           </w:rPr>
           <w:rPr>
@@ -2155,6 +2639,8 @@
       </w:hyperlink>
       <w:r>
         <w:rPr>
+          <w:rtl/>
+          <w:cs/>
           <w:lang w:val="ar_AE" w:bidi="ar_AE"/>
         </w:rPr>
         <w:t xml:space="preserve"> </w:t>
@@ -2162,6 +2648,8 @@
       <w:hyperlink r:id="rId70">
         <w:r>
           <w:rPr>
+            <w:rtl/>
+            <w:cs/>
             <w:lang w:val="ar_AE" w:bidi="ar_AE"/>
           </w:rPr>
           <w:rPr>
@@ -2173,6 +2661,8 @@
       </w:hyperlink>
       <w:r>
         <w:rPr>
+          <w:rtl/>
+          <w:cs/>
           <w:lang w:val="ar_AE" w:bidi="ar_AE"/>
         </w:rPr>
         <w:t xml:space="preserve"> </w:t>
@@ -2180,6 +2670,8 @@
       <w:hyperlink r:id="rId71">
         <w:r>
           <w:rPr>
+            <w:rtl/>
+            <w:cs/>
             <w:lang w:val="ar_AE" w:bidi="ar_AE"/>
           </w:rPr>
           <w:rPr>
@@ -2191,6 +2683,8 @@
       </w:hyperlink>
       <w:r>
         <w:rPr>
+          <w:rtl/>
+          <w:cs/>
           <w:lang w:val="ar_AE" w:bidi="ar_AE"/>
         </w:rPr>
         <w:t xml:space="preserve"> </w:t>
@@ -2198,6 +2692,8 @@
       <w:hyperlink r:id="rId72">
         <w:r>
           <w:rPr>
+            <w:rtl/>
+            <w:cs/>
             <w:lang w:val="ar_AE" w:bidi="ar_AE"/>
           </w:rPr>
           <w:rPr>
@@ -2209,6 +2705,8 @@
       </w:hyperlink>
       <w:r>
         <w:rPr>
+          <w:rtl/>
+          <w:cs/>
           <w:lang w:val="ar_AE" w:bidi="ar_AE"/>
         </w:rPr>
         <w:t>). ويبقى صحيحًا أنَّ نعمة الله الوفيرة متاحة لأصحاب القلوب المتواضعة (</w:t>
@@ -2216,6 +2714,8 @@
       <w:hyperlink r:id="rId73">
         <w:r>
           <w:rPr>
+            <w:rtl/>
+            <w:cs/>
             <w:lang w:val="ar_AE" w:bidi="ar_AE"/>
           </w:rPr>
           <w:rPr>
@@ -2227,6 +2727,8 @@
       </w:hyperlink>
       <w:r>
         <w:rPr>
+          <w:rtl/>
+          <w:cs/>
           <w:lang w:val="ar_AE" w:bidi="ar_AE"/>
         </w:rPr>
         <w:t>) لكي يجدوا مغفرة لخطاياهم (</w:t>
@@ -2234,6 +2736,8 @@
       <w:hyperlink r:id="rId74">
         <w:r>
           <w:rPr>
+            <w:rtl/>
+            <w:cs/>
             <w:lang w:val="ar_AE" w:bidi="ar_AE"/>
           </w:rPr>
           <w:rPr>
@@ -2245,6 +2749,8 @@
       </w:hyperlink>
       <w:r>
         <w:rPr>
+          <w:rtl/>
+          <w:cs/>
           <w:lang w:val="ar_AE" w:bidi="ar_AE"/>
         </w:rPr>
         <w:t>) ورجاء الحياة الأبدية الأكيد (</w:t>
@@ -2252,6 +2758,8 @@
       <w:hyperlink r:id="rId75">
         <w:r>
           <w:rPr>
+            <w:rtl/>
+            <w:cs/>
             <w:lang w:val="ar_AE" w:bidi="ar_AE"/>
           </w:rPr>
           <w:rPr>
@@ -2263,6 +2771,8 @@
       </w:hyperlink>
       <w:r>
         <w:rPr>
+          <w:rtl/>
+          <w:cs/>
           <w:lang w:val="ar_AE" w:bidi="ar_AE"/>
         </w:rPr>
         <w:t xml:space="preserve"> </w:t>
@@ -2270,6 +2780,8 @@
       <w:hyperlink r:id="rId76">
         <w:r>
           <w:rPr>
+            <w:rtl/>
+            <w:cs/>
             <w:lang w:val="ar_AE" w:bidi="ar_AE"/>
           </w:rPr>
           <w:rPr>
@@ -2281,17 +2793,23 @@
       </w:hyperlink>
       <w:r>
         <w:rPr>
+          <w:rtl/>
+          <w:cs/>
           <w:lang w:val="ar_AE" w:bidi="ar_AE"/>
         </w:rPr>
         <w:t>).</w:t>
       </w:r>
       <w:r>
         <w:rPr>
-          <w:lang w:val="ar_AE" w:bidi="ar_AE"/>
-        </w:rPr>
-      </w:r>
-      <w:r>
-        <w:rPr>
+          <w:rtl/>
+          <w:cs/>
+          <w:lang w:val="ar_AE" w:bidi="ar_AE"/>
+        </w:rPr>
+      </w:r>
+      <w:r>
+        <w:rPr>
+          <w:rtl/>
+          <w:cs/>
           <w:lang w:val="ar_AE" w:bidi="ar_AE"/>
         </w:rPr>
       </w:r>

--- a/arb/docx/36.content.docx
+++ b/arb/docx/36.content.docx
@@ -325,20 +325,14 @@
         </w:rPr>
         <w:t>” (</w:t>
       </w:r>
-      <w:hyperlink r:id="rId13">
-        <w:r>
-          <w:rPr>
-            <w:rtl/>
-            <w:cs/>
-            <w:lang w:val="ar_AE" w:bidi="ar_AE"/>
-          </w:rPr>
-          <w:rPr>
-            <w:color w:val="0000EE"/>
-            <w:u w:val="single"/>
-          </w:rPr>
-          <w:t>صفنيا 1:14–15</w:t>
-        </w:r>
-      </w:hyperlink>
+      <w:r>
+        <w:rPr>
+          <w:rtl/>
+          <w:cs/>
+          <w:lang w:val="ar_AE" w:bidi="ar_AE"/>
+        </w:rPr>
+        <w:t>صفنيا 1:14–15</w:t>
+      </w:r>
       <w:r>
         <w:rPr>
           <w:rtl/>
@@ -401,20 +395,14 @@
         </w:rPr>
         <w:t>كان يوشيّا في الثامنة من عمره فقط عندما أصبح ملكًا على يهوذا. استمتع بفترة حكم طويلة (640–609 قبل الميلاد) كملك صالح. في السنة الثامنة عشرة من حكمه، في أثناء إجراء إصلاحات في الهيكل، عُثِرَ على دَرَج سِفر الشريعة (</w:t>
       </w:r>
-      <w:hyperlink r:id="rId14">
-        <w:r>
-          <w:rPr>
-            <w:rtl/>
-            <w:cs/>
-            <w:lang w:val="ar_AE" w:bidi="ar_AE"/>
-          </w:rPr>
-          <w:rPr>
-            <w:color w:val="0000EE"/>
-            <w:u w:val="single"/>
-          </w:rPr>
-          <w:t>2 ملوك 22:8؛</w:t>
-        </w:r>
-      </w:hyperlink>
+      <w:r>
+        <w:rPr>
+          <w:rtl/>
+          <w:cs/>
+          <w:lang w:val="ar_AE" w:bidi="ar_AE"/>
+        </w:rPr>
+        <w:t>2 ملوك 22:8؛</w:t>
+      </w:r>
       <w:r>
         <w:rPr>
           <w:rtl/>
@@ -423,20 +411,14 @@
         </w:rPr>
         <w:t xml:space="preserve"> </w:t>
       </w:r>
-      <w:hyperlink r:id="rId15">
-        <w:r>
-          <w:rPr>
-            <w:rtl/>
-            <w:cs/>
-            <w:lang w:val="ar_AE" w:bidi="ar_AE"/>
-          </w:rPr>
-          <w:rPr>
-            <w:color w:val="0000EE"/>
-            <w:u w:val="single"/>
-          </w:rPr>
-          <w:t>2 أخبار الأيام 34:14–15</w:t>
-        </w:r>
-      </w:hyperlink>
+      <w:r>
+        <w:rPr>
+          <w:rtl/>
+          <w:cs/>
+          <w:lang w:val="ar_AE" w:bidi="ar_AE"/>
+        </w:rPr>
+        <w:t>2 أخبار الأيام 34:14–15</w:t>
+      </w:r>
       <w:r>
         <w:rPr>
           <w:rtl/>
@@ -445,20 +427,14 @@
         </w:rPr>
         <w:t>). بعد سماعه قراءة الشريعة، قاد يوشيّا شعبه نحو التجديد والإصلاح، وأعاد الاحتفالات الدينية التي أمر بها الله (</w:t>
       </w:r>
-      <w:hyperlink r:id="rId16">
-        <w:r>
-          <w:rPr>
-            <w:rtl/>
-            <w:cs/>
-            <w:lang w:val="ar_AE" w:bidi="ar_AE"/>
-          </w:rPr>
-          <w:rPr>
-            <w:color w:val="0000EE"/>
-            <w:u w:val="single"/>
-          </w:rPr>
-          <w:t>2 ملوك 23:1–25؛</w:t>
-        </w:r>
-      </w:hyperlink>
+      <w:r>
+        <w:rPr>
+          <w:rtl/>
+          <w:cs/>
+          <w:lang w:val="ar_AE" w:bidi="ar_AE"/>
+        </w:rPr>
+        <w:t>2 ملوك 23:1–25؛</w:t>
+      </w:r>
       <w:r>
         <w:rPr>
           <w:rtl/>
@@ -467,20 +443,14 @@
         </w:rPr>
         <w:t xml:space="preserve"> </w:t>
       </w:r>
-      <w:hyperlink r:id="rId17">
-        <w:r>
-          <w:rPr>
-            <w:rtl/>
-            <w:cs/>
-            <w:lang w:val="ar_AE" w:bidi="ar_AE"/>
-          </w:rPr>
-          <w:rPr>
-            <w:color w:val="0000EE"/>
-            <w:u w:val="single"/>
-          </w:rPr>
-          <w:t>2 أخبار الأيام 34:29–35:19</w:t>
-        </w:r>
-      </w:hyperlink>
+      <w:r>
+        <w:rPr>
+          <w:rtl/>
+          <w:cs/>
+          <w:lang w:val="ar_AE" w:bidi="ar_AE"/>
+        </w:rPr>
+        <w:t>2 أخبار الأيام 34:29–35:19</w:t>
+      </w:r>
       <w:r>
         <w:rPr>
           <w:rtl/>
@@ -509,20 +479,14 @@
         </w:rPr>
         <w:t>قبل هذا الحدث المحوري، كانت مملكة يهوذا تتبع إلى حد بعيد الممارسات الوثنية التي كان يمارسها منسّى وآمون، وتفانى شعب يهوذا للغاية في ارتداده عن الرب، ما أدَّى في النهاية إلى هلاكهم (</w:t>
       </w:r>
-      <w:hyperlink r:id="rId18">
-        <w:r>
-          <w:rPr>
-            <w:rtl/>
-            <w:cs/>
-            <w:lang w:val="ar_AE" w:bidi="ar_AE"/>
-          </w:rPr>
-          <w:rPr>
-            <w:color w:val="0000EE"/>
-            <w:u w:val="single"/>
-          </w:rPr>
-          <w:t>2 ملوك 21:10–25</w:t>
-        </w:r>
-      </w:hyperlink>
+      <w:r>
+        <w:rPr>
+          <w:rtl/>
+          <w:cs/>
+          <w:lang w:val="ar_AE" w:bidi="ar_AE"/>
+        </w:rPr>
+        <w:t>2 ملوك 21:10–25</w:t>
+      </w:r>
       <w:r>
         <w:rPr>
           <w:rtl/>
@@ -531,20 +495,14 @@
         </w:rPr>
         <w:t xml:space="preserve">؛ </w:t>
       </w:r>
-      <w:hyperlink r:id="rId19">
-        <w:r>
-          <w:rPr>
-            <w:rtl/>
-            <w:cs/>
-            <w:lang w:val="ar_AE" w:bidi="ar_AE"/>
-          </w:rPr>
-          <w:rPr>
-            <w:color w:val="0000EE"/>
-            <w:u w:val="single"/>
-          </w:rPr>
-          <w:t>2 أخبار الأيام 33:17</w:t>
-        </w:r>
-      </w:hyperlink>
+      <w:r>
+        <w:rPr>
+          <w:rtl/>
+          <w:cs/>
+          <w:lang w:val="ar_AE" w:bidi="ar_AE"/>
+        </w:rPr>
+        <w:t>2 أخبار الأيام 33:17</w:t>
+      </w:r>
       <w:r>
         <w:rPr>
           <w:rtl/>
@@ -553,20 +511,14 @@
         </w:rPr>
         <w:t xml:space="preserve">، </w:t>
       </w:r>
-      <w:hyperlink r:id="rId20">
-        <w:r>
-          <w:rPr>
-            <w:rtl/>
-            <w:cs/>
-            <w:lang w:val="ar_AE" w:bidi="ar_AE"/>
-          </w:rPr>
-          <w:rPr>
-            <w:color w:val="0000EE"/>
-            <w:u w:val="single"/>
-          </w:rPr>
-          <w:t>21–24</w:t>
-        </w:r>
-      </w:hyperlink>
+      <w:r>
+        <w:rPr>
+          <w:rtl/>
+          <w:cs/>
+          <w:lang w:val="ar_AE" w:bidi="ar_AE"/>
+        </w:rPr>
+        <w:t>21–24</w:t>
+      </w:r>
       <w:r>
         <w:rPr>
           <w:rtl/>
@@ -595,20 +547,14 @@
         </w:rPr>
         <w:t>تنبأ صَفَنيا في وقت مبكر من حكم يوشيّا، بعد وفاة آمون وقبل إعادة اكتشاف سِفر الشريعة. تميَّز ذلك الوقت باللامبالاة الدينية والظلم الاجتماعي والجشع الاقتصادي (</w:t>
       </w:r>
-      <w:hyperlink r:id="rId21">
-        <w:r>
-          <w:rPr>
-            <w:rtl/>
-            <w:cs/>
-            <w:lang w:val="ar_AE" w:bidi="ar_AE"/>
-          </w:rPr>
-          <w:rPr>
-            <w:color w:val="0000EE"/>
-            <w:u w:val="single"/>
-          </w:rPr>
-          <w:t>صفنيا 1:4–13؛</w:t>
-        </w:r>
-      </w:hyperlink>
+      <w:r>
+        <w:rPr>
+          <w:rtl/>
+          <w:cs/>
+          <w:lang w:val="ar_AE" w:bidi="ar_AE"/>
+        </w:rPr>
+        <w:t>صفنيا 1:4–13؛</w:t>
+      </w:r>
       <w:r>
         <w:rPr>
           <w:rtl/>
@@ -617,20 +563,14 @@
         </w:rPr>
         <w:t xml:space="preserve"> </w:t>
       </w:r>
-      <w:hyperlink r:id="rId22">
-        <w:r>
-          <w:rPr>
-            <w:rtl/>
-            <w:cs/>
-            <w:lang w:val="ar_AE" w:bidi="ar_AE"/>
-          </w:rPr>
-          <w:rPr>
-            <w:color w:val="0000EE"/>
-            <w:u w:val="single"/>
-          </w:rPr>
-          <w:t>3:1–4،</w:t>
-        </w:r>
-      </w:hyperlink>
+      <w:r>
+        <w:rPr>
+          <w:rtl/>
+          <w:cs/>
+          <w:lang w:val="ar_AE" w:bidi="ar_AE"/>
+        </w:rPr>
+        <w:t>3:1–4،</w:t>
+      </w:r>
       <w:r>
         <w:rPr>
           <w:rtl/>
@@ -639,20 +579,14 @@
         </w:rPr>
         <w:t xml:space="preserve"> </w:t>
       </w:r>
-      <w:hyperlink r:id="rId23">
-        <w:r>
-          <w:rPr>
-            <w:rtl/>
-            <w:cs/>
-            <w:lang w:val="ar_AE" w:bidi="ar_AE"/>
-          </w:rPr>
-          <w:rPr>
-            <w:color w:val="0000EE"/>
-            <w:u w:val="single"/>
-          </w:rPr>
-          <w:t>7</w:t>
-        </w:r>
-      </w:hyperlink>
+      <w:r>
+        <w:rPr>
+          <w:rtl/>
+          <w:cs/>
+          <w:lang w:val="ar_AE" w:bidi="ar_AE"/>
+        </w:rPr>
+        <w:t>7</w:t>
+      </w:r>
       <w:r>
         <w:rPr>
           <w:rtl/>
@@ -712,20 +646,14 @@
         </w:rPr>
         <w:t>ٱلرَّبِّ. يشير هذا التعبير إلى دينونة ٱلله القادمة على العالم الخاطئ (</w:t>
       </w:r>
-      <w:hyperlink r:id="rId24">
-        <w:r>
-          <w:rPr>
-            <w:rtl/>
-            <w:cs/>
-            <w:lang w:val="ar_AE" w:bidi="ar_AE"/>
-          </w:rPr>
-          <w:rPr>
-            <w:color w:val="0000EE"/>
-            <w:u w:val="single"/>
-          </w:rPr>
-          <w:t>1: 2–3،</w:t>
-        </w:r>
-      </w:hyperlink>
+      <w:r>
+        <w:rPr>
+          <w:rtl/>
+          <w:cs/>
+          <w:lang w:val="ar_AE" w:bidi="ar_AE"/>
+        </w:rPr>
+        <w:t>1: 2–3،</w:t>
+      </w:r>
       <w:r>
         <w:rPr>
           <w:rtl/>
@@ -734,20 +662,14 @@
         </w:rPr>
         <w:t xml:space="preserve"> </w:t>
       </w:r>
-      <w:hyperlink r:id="rId25">
-        <w:r>
-          <w:rPr>
-            <w:rtl/>
-            <w:cs/>
-            <w:lang w:val="ar_AE" w:bidi="ar_AE"/>
-          </w:rPr>
-          <w:rPr>
-            <w:color w:val="0000EE"/>
-            <w:u w:val="single"/>
-          </w:rPr>
-          <w:t>14–18</w:t>
-        </w:r>
-      </w:hyperlink>
+      <w:r>
+        <w:rPr>
+          <w:rtl/>
+          <w:cs/>
+          <w:lang w:val="ar_AE" w:bidi="ar_AE"/>
+        </w:rPr>
+        <w:t>14–18</w:t>
+      </w:r>
       <w:r>
         <w:rPr>
           <w:rtl/>
@@ -756,20 +678,14 @@
         </w:rPr>
         <w:t>)، بما في ذلك شعبه في يهوذا وأورشليم (</w:t>
       </w:r>
-      <w:hyperlink r:id="rId21">
-        <w:r>
-          <w:rPr>
-            <w:rtl/>
-            <w:cs/>
-            <w:lang w:val="ar_AE" w:bidi="ar_AE"/>
-          </w:rPr>
-          <w:rPr>
-            <w:color w:val="0000EE"/>
-            <w:u w:val="single"/>
-          </w:rPr>
-          <w:t>1:4–13</w:t>
-        </w:r>
-      </w:hyperlink>
+      <w:r>
+        <w:rPr>
+          <w:rtl/>
+          <w:cs/>
+          <w:lang w:val="ar_AE" w:bidi="ar_AE"/>
+        </w:rPr>
+        <w:t>1:4–13</w:t>
+      </w:r>
       <w:r>
         <w:rPr>
           <w:rtl/>
@@ -778,20 +694,14 @@
         </w:rPr>
         <w:t>). تمامًا مثل شعب إسرائيل في زمن عاموس قبل 125 عامًا تقريبًا، كان شعب يهوذا يتطلع إلى "ذلك اليوم" باعتباره زمنًا عندما يبررهم ٱلله بتدمير أعدائهم. لكن، مثل عاموس، كان على صفنيا أن يخبر شعبه أن علاقتهم العهدية بٱلله لم تجعلهم محصنين من الدينونة. ولأن يوم ٱلرّبّ سيقع بلا تحيز على جميع الأشرار، فقد حثَّ صفنيا مواطنيه على التوبة وطلَب ٱلرَّبِّ والعيش بالبر بكل تواضع (</w:t>
       </w:r>
-      <w:hyperlink r:id="rId26">
-        <w:r>
-          <w:rPr>
-            <w:rtl/>
-            <w:cs/>
-            <w:lang w:val="ar_AE" w:bidi="ar_AE"/>
-          </w:rPr>
-          <w:rPr>
-            <w:color w:val="0000EE"/>
-            <w:u w:val="single"/>
-          </w:rPr>
-          <w:t>2:1–3</w:t>
-        </w:r>
-      </w:hyperlink>
+      <w:r>
+        <w:rPr>
+          <w:rtl/>
+          <w:cs/>
+          <w:lang w:val="ar_AE" w:bidi="ar_AE"/>
+        </w:rPr>
+        <w:t>2:1–3</w:t>
+      </w:r>
       <w:r>
         <w:rPr>
           <w:rtl/>
@@ -820,20 +730,14 @@
         </w:rPr>
         <w:t>إنَّ تداعيات نبوءة صفنيا واضحة: ستعاني الأمم المجاورة ليهوذا من حكم قاسٍ بسبب جرائمهم ضد شعب ٱلله وكبريائهم المتعجرف، وتحديهم للرب (</w:t>
       </w:r>
-      <w:hyperlink r:id="rId27">
-        <w:r>
-          <w:rPr>
-            <w:rtl/>
-            <w:cs/>
-            <w:lang w:val="ar_AE" w:bidi="ar_AE"/>
-          </w:rPr>
-          <w:rPr>
-            <w:color w:val="0000EE"/>
-            <w:u w:val="single"/>
-          </w:rPr>
-          <w:t>2:4–15</w:t>
-        </w:r>
-      </w:hyperlink>
+      <w:r>
+        <w:rPr>
+          <w:rtl/>
+          <w:cs/>
+          <w:lang w:val="ar_AE" w:bidi="ar_AE"/>
+        </w:rPr>
+        <w:t>2:4–15</w:t>
+      </w:r>
       <w:r>
         <w:rPr>
           <w:rtl/>
@@ -842,20 +746,14 @@
         </w:rPr>
         <w:t>). ومع ذلك، لن يفلت يهوذا من يد ٱلرّبّ المؤدبة، لأن قادته الروحيين والمدنيين قادوا المجتمع إلى الفساد التام بالرغْم من معرفتهم بمعايير ٱلله. إضافة إلى ذلك، لم يلاحظ شعب يهوذا ملاحظة صائبة بشأن حُكم ٱلله السيادي على الأمم الأخرى بسبب جرائم مشابهة لجرائمهم (</w:t>
       </w:r>
-      <w:hyperlink r:id="rId28">
-        <w:r>
-          <w:rPr>
-            <w:rtl/>
-            <w:cs/>
-            <w:lang w:val="ar_AE" w:bidi="ar_AE"/>
-          </w:rPr>
-          <w:rPr>
-            <w:color w:val="0000EE"/>
-            <w:u w:val="single"/>
-          </w:rPr>
-          <w:t>3:1–7</w:t>
-        </w:r>
-      </w:hyperlink>
+      <w:r>
+        <w:rPr>
+          <w:rtl/>
+          <w:cs/>
+          <w:lang w:val="ar_AE" w:bidi="ar_AE"/>
+        </w:rPr>
+        <w:t>3:1–7</w:t>
+      </w:r>
       <w:r>
         <w:rPr>
           <w:rtl/>
@@ -884,20 +782,14 @@
         </w:rPr>
         <w:t>كانت هذه الأحكام الوشيكة تمهيدًا لزمن دينونة قادم سيشمل جميع الأمم على الأرض (</w:t>
       </w:r>
-      <w:hyperlink r:id="rId29">
-        <w:r>
-          <w:rPr>
-            <w:rtl/>
-            <w:cs/>
-            <w:lang w:val="ar_AE" w:bidi="ar_AE"/>
-          </w:rPr>
-          <w:rPr>
-            <w:color w:val="0000EE"/>
-            <w:u w:val="single"/>
-          </w:rPr>
-          <w:t>3:8</w:t>
-        </w:r>
-      </w:hyperlink>
+      <w:r>
+        <w:rPr>
+          <w:rtl/>
+          <w:cs/>
+          <w:lang w:val="ar_AE" w:bidi="ar_AE"/>
+        </w:rPr>
+        <w:t>3:8</w:t>
+      </w:r>
       <w:r>
         <w:rPr>
           <w:rtl/>
@@ -906,20 +798,14 @@
         </w:rPr>
         <w:t>). ولكن، لن يكون الحكم هو النهاية. فسيأتي يوم الحكم ليتبعه يوم خلاص (</w:t>
       </w:r>
-      <w:hyperlink r:id="rId30">
-        <w:r>
-          <w:rPr>
-            <w:rtl/>
-            <w:cs/>
-            <w:lang w:val="ar_AE" w:bidi="ar_AE"/>
-          </w:rPr>
-          <w:rPr>
-            <w:color w:val="0000EE"/>
-            <w:u w:val="single"/>
-          </w:rPr>
-          <w:t>3:9–20</w:t>
-        </w:r>
-      </w:hyperlink>
+      <w:r>
+        <w:rPr>
+          <w:rtl/>
+          <w:cs/>
+          <w:lang w:val="ar_AE" w:bidi="ar_AE"/>
+        </w:rPr>
+        <w:t>3:9–20</w:t>
+      </w:r>
       <w:r>
         <w:rPr>
           <w:rtl/>
@@ -928,20 +814,14 @@
         </w:rPr>
         <w:t>). ووعد الله بالاسترداد والبركة لبقية من إسرائيل ولجميع الناس (</w:t>
       </w:r>
-      <w:hyperlink r:id="rId31">
-        <w:r>
-          <w:rPr>
-            <w:rtl/>
-            <w:cs/>
-            <w:lang w:val="ar_AE" w:bidi="ar_AE"/>
-          </w:rPr>
-          <w:rPr>
-            <w:color w:val="0000EE"/>
-            <w:u w:val="single"/>
-          </w:rPr>
-          <w:t>3:9</w:t>
-        </w:r>
-      </w:hyperlink>
+      <w:r>
+        <w:rPr>
+          <w:rtl/>
+          <w:cs/>
+          <w:lang w:val="ar_AE" w:bidi="ar_AE"/>
+        </w:rPr>
+        <w:t>3:9</w:t>
+      </w:r>
       <w:r>
         <w:rPr>
           <w:rtl/>
@@ -970,20 +850,14 @@
         </w:rPr>
         <w:t>يوثِّق صفنيا خِطَّة الله المستقبلية لإزالة جميع الأشخاص المتكبرين والمتغطرسين من الأرض؛ فقط أولئك الذين "يثقون في اسم الرب" سيبقون (</w:t>
       </w:r>
-      <w:hyperlink r:id="rId32">
-        <w:r>
-          <w:rPr>
-            <w:rtl/>
-            <w:cs/>
-            <w:lang w:val="ar_AE" w:bidi="ar_AE"/>
-          </w:rPr>
-          <w:rPr>
-            <w:color w:val="0000EE"/>
-            <w:u w:val="single"/>
-          </w:rPr>
-          <w:t>3:12</w:t>
-        </w:r>
-      </w:hyperlink>
+      <w:r>
+        <w:rPr>
+          <w:rtl/>
+          <w:cs/>
+          <w:lang w:val="ar_AE" w:bidi="ar_AE"/>
+        </w:rPr>
+        <w:t>3:12</w:t>
+      </w:r>
       <w:r>
         <w:rPr>
           <w:rtl/>
@@ -992,20 +866,14 @@
         </w:rPr>
         <w:t>). سيجمع الله شعبه المُشتَّت ويعيدهم إلى أرضهم حيث يعيشون في بِرٍّ وأمان ويعبدون الرب (</w:t>
       </w:r>
-      <w:hyperlink r:id="rId33">
-        <w:r>
-          <w:rPr>
-            <w:rtl/>
-            <w:cs/>
-            <w:lang w:val="ar_AE" w:bidi="ar_AE"/>
-          </w:rPr>
-          <w:rPr>
-            <w:color w:val="0000EE"/>
-            <w:u w:val="single"/>
-          </w:rPr>
-          <w:t>3:9–12</w:t>
-        </w:r>
-      </w:hyperlink>
+      <w:r>
+        <w:rPr>
+          <w:rtl/>
+          <w:cs/>
+          <w:lang w:val="ar_AE" w:bidi="ar_AE"/>
+        </w:rPr>
+        <w:t>3:9–12</w:t>
+      </w:r>
       <w:r>
         <w:rPr>
           <w:rtl/>
@@ -1014,20 +882,14 @@
         </w:rPr>
         <w:t>). سيستمتع "بقية إسرائيل" بتدفق بركات الله ويفرحون به إلى الأبد (</w:t>
       </w:r>
-      <w:hyperlink r:id="rId34">
-        <w:r>
-          <w:rPr>
-            <w:rtl/>
-            <w:cs/>
-            <w:lang w:val="ar_AE" w:bidi="ar_AE"/>
-          </w:rPr>
-          <w:rPr>
-            <w:color w:val="0000EE"/>
-            <w:u w:val="single"/>
-          </w:rPr>
-          <w:t>3:13–19</w:t>
-        </w:r>
-      </w:hyperlink>
+      <w:r>
+        <w:rPr>
+          <w:rtl/>
+          <w:cs/>
+          <w:lang w:val="ar_AE" w:bidi="ar_AE"/>
+        </w:rPr>
+        <w:t>3:13–19</w:t>
+      </w:r>
       <w:r>
         <w:rPr>
           <w:rtl/>
@@ -1036,20 +898,14 @@
         </w:rPr>
         <w:t xml:space="preserve">). ترمز الدينونة والخلاص المعلَنَيْن في صفنيا إلى الفعل النهائي لله في جلب الحُكم والخلاص عند عودة يسوع المسيح (انظر </w:t>
       </w:r>
-      <w:hyperlink r:id="rId35">
-        <w:r>
-          <w:rPr>
-            <w:rtl/>
-            <w:cs/>
-            <w:lang w:val="ar_AE" w:bidi="ar_AE"/>
-          </w:rPr>
-          <w:rPr>
-            <w:color w:val="0000EE"/>
-            <w:u w:val="single"/>
-          </w:rPr>
-          <w:t>رؤيا 19:11–22:5</w:t>
-        </w:r>
-      </w:hyperlink>
+      <w:r>
+        <w:rPr>
+          <w:rtl/>
+          <w:cs/>
+          <w:lang w:val="ar_AE" w:bidi="ar_AE"/>
+        </w:rPr>
+        <w:t>رؤيا 19:11–22:5</w:t>
+      </w:r>
       <w:r>
         <w:rPr>
           <w:rtl/>
@@ -1092,20 +948,14 @@
         </w:rPr>
         <w:t xml:space="preserve">لا يُعرَف الكثير عن صفنيا بخلاف النسَب المذكور في </w:t>
       </w:r>
-      <w:hyperlink r:id="rId36">
-        <w:r>
-          <w:rPr>
-            <w:rtl/>
-            <w:cs/>
-            <w:lang w:val="ar_AE" w:bidi="ar_AE"/>
-          </w:rPr>
-          <w:rPr>
-            <w:color w:val="0000EE"/>
-            <w:u w:val="single"/>
-          </w:rPr>
-          <w:t>1:1</w:t>
-        </w:r>
-      </w:hyperlink>
+      <w:r>
+        <w:rPr>
+          <w:rtl/>
+          <w:cs/>
+          <w:lang w:val="ar_AE" w:bidi="ar_AE"/>
+        </w:rPr>
+        <w:t>1:1</w:t>
+      </w:r>
       <w:r>
         <w:rPr>
           <w:rtl/>
@@ -1114,20 +964,14 @@
         </w:rPr>
         <w:t xml:space="preserve"> الذي يتتبع نسبه إلى حزقيّا. يُعادِل المفسرون اليهود والمسيحيون وفقًا للتقليد حزقيّا هذا بالملِك الذي يحمل ذلك الاسم (انظر </w:t>
       </w:r>
-      <w:hyperlink r:id="rId37">
-        <w:r>
-          <w:rPr>
-            <w:rtl/>
-            <w:cs/>
-            <w:lang w:val="ar_AE" w:bidi="ar_AE"/>
-          </w:rPr>
-          <w:rPr>
-            <w:color w:val="0000EE"/>
-            <w:u w:val="single"/>
-          </w:rPr>
-          <w:t>2 ملوك 18:1–20:20</w:t>
-        </w:r>
-      </w:hyperlink>
+      <w:r>
+        <w:rPr>
+          <w:rtl/>
+          <w:cs/>
+          <w:lang w:val="ar_AE" w:bidi="ar_AE"/>
+        </w:rPr>
+        <w:t>2 ملوك 18:1–20:20</w:t>
+      </w:r>
       <w:r>
         <w:rPr>
           <w:rtl/>
@@ -1156,20 +1000,14 @@
         </w:rPr>
         <w:t>عاش صفنيا في أورشليم وكان على دراية بالأوضاع هناك (</w:t>
       </w:r>
-      <w:hyperlink r:id="rId38">
-        <w:r>
-          <w:rPr>
-            <w:rtl/>
-            <w:cs/>
-            <w:lang w:val="ar_AE" w:bidi="ar_AE"/>
-          </w:rPr>
-          <w:rPr>
-            <w:color w:val="0000EE"/>
-            <w:u w:val="single"/>
-          </w:rPr>
-          <w:t>صفنيا 1:10–13</w:t>
-        </w:r>
-      </w:hyperlink>
+      <w:r>
+        <w:rPr>
+          <w:rtl/>
+          <w:cs/>
+          <w:lang w:val="ar_AE" w:bidi="ar_AE"/>
+        </w:rPr>
+        <w:t>صفنيا 1:10–13</w:t>
+      </w:r>
       <w:r>
         <w:rPr>
           <w:rtl/>
@@ -1178,20 +1016,14 @@
         </w:rPr>
         <w:t>). كان رجلًا ذا حساسية روحية حادة وفهم أخلاقي، حيث استنكر ارتداد الشعب وانحلاله الأخلاقي، خاصة أولئك الذين في مواقع القيادة (</w:t>
       </w:r>
-      <w:hyperlink r:id="rId39">
-        <w:r>
-          <w:rPr>
-            <w:rtl/>
-            <w:cs/>
-            <w:lang w:val="ar_AE" w:bidi="ar_AE"/>
-          </w:rPr>
-          <w:rPr>
-            <w:color w:val="0000EE"/>
-            <w:u w:val="single"/>
-          </w:rPr>
-          <w:t>1:4–6،</w:t>
-        </w:r>
-      </w:hyperlink>
+      <w:r>
+        <w:rPr>
+          <w:rtl/>
+          <w:cs/>
+          <w:lang w:val="ar_AE" w:bidi="ar_AE"/>
+        </w:rPr>
+        <w:t>1:4–6،</w:t>
+      </w:r>
       <w:r>
         <w:rPr>
           <w:rtl/>
@@ -1200,20 +1032,14 @@
         </w:rPr>
         <w:t xml:space="preserve"> </w:t>
       </w:r>
-      <w:hyperlink r:id="rId40">
-        <w:r>
-          <w:rPr>
-            <w:rtl/>
-            <w:cs/>
-            <w:lang w:val="ar_AE" w:bidi="ar_AE"/>
-          </w:rPr>
-          <w:rPr>
-            <w:color w:val="0000EE"/>
-            <w:u w:val="single"/>
-          </w:rPr>
-          <w:t>9،</w:t>
-        </w:r>
-      </w:hyperlink>
+      <w:r>
+        <w:rPr>
+          <w:rtl/>
+          <w:cs/>
+          <w:lang w:val="ar_AE" w:bidi="ar_AE"/>
+        </w:rPr>
+        <w:t>9،</w:t>
+      </w:r>
       <w:r>
         <w:rPr>
           <w:rtl/>
@@ -1222,20 +1048,14 @@
         </w:rPr>
         <w:t xml:space="preserve"> </w:t>
       </w:r>
-      <w:hyperlink r:id="rId41">
-        <w:r>
-          <w:rPr>
-            <w:rtl/>
-            <w:cs/>
-            <w:lang w:val="ar_AE" w:bidi="ar_AE"/>
-          </w:rPr>
-          <w:rPr>
-            <w:color w:val="0000EE"/>
-            <w:u w:val="single"/>
-          </w:rPr>
-          <w:t>17؛</w:t>
-        </w:r>
-      </w:hyperlink>
+      <w:r>
+        <w:rPr>
+          <w:rtl/>
+          <w:cs/>
+          <w:lang w:val="ar_AE" w:bidi="ar_AE"/>
+        </w:rPr>
+        <w:t>17؛</w:t>
+      </w:r>
       <w:r>
         <w:rPr>
           <w:rtl/>
@@ -1244,20 +1064,14 @@
         </w:rPr>
         <w:t xml:space="preserve"> </w:t>
       </w:r>
-      <w:hyperlink r:id="rId22">
-        <w:r>
-          <w:rPr>
-            <w:rtl/>
-            <w:cs/>
-            <w:lang w:val="ar_AE" w:bidi="ar_AE"/>
-          </w:rPr>
-          <w:rPr>
-            <w:color w:val="0000EE"/>
-            <w:u w:val="single"/>
-          </w:rPr>
-          <w:t>3:1–4،</w:t>
-        </w:r>
-      </w:hyperlink>
+      <w:r>
+        <w:rPr>
+          <w:rtl/>
+          <w:cs/>
+          <w:lang w:val="ar_AE" w:bidi="ar_AE"/>
+        </w:rPr>
+        <w:t>3:1–4،</w:t>
+      </w:r>
       <w:r>
         <w:rPr>
           <w:rtl/>
@@ -1266,20 +1080,14 @@
         </w:rPr>
         <w:t xml:space="preserve"> </w:t>
       </w:r>
-      <w:hyperlink r:id="rId23">
-        <w:r>
-          <w:rPr>
-            <w:rtl/>
-            <w:cs/>
-            <w:lang w:val="ar_AE" w:bidi="ar_AE"/>
-          </w:rPr>
-          <w:rPr>
-            <w:color w:val="0000EE"/>
-            <w:u w:val="single"/>
-          </w:rPr>
-          <w:t>7،</w:t>
-        </w:r>
-      </w:hyperlink>
+      <w:r>
+        <w:rPr>
+          <w:rtl/>
+          <w:cs/>
+          <w:lang w:val="ar_AE" w:bidi="ar_AE"/>
+        </w:rPr>
+        <w:t>7،</w:t>
+      </w:r>
       <w:r>
         <w:rPr>
           <w:rtl/>
@@ -1288,20 +1096,14 @@
         </w:rPr>
         <w:t xml:space="preserve"> </w:t>
       </w:r>
-      <w:hyperlink r:id="rId42">
-        <w:r>
-          <w:rPr>
-            <w:rtl/>
-            <w:cs/>
-            <w:lang w:val="ar_AE" w:bidi="ar_AE"/>
-          </w:rPr>
-          <w:rPr>
-            <w:color w:val="0000EE"/>
-            <w:u w:val="single"/>
-          </w:rPr>
-          <w:t>11</w:t>
-        </w:r>
-      </w:hyperlink>
+      <w:r>
+        <w:rPr>
+          <w:rtl/>
+          <w:cs/>
+          <w:lang w:val="ar_AE" w:bidi="ar_AE"/>
+        </w:rPr>
+        <w:t>11</w:t>
+      </w:r>
       <w:r>
         <w:rPr>
           <w:rtl/>
@@ -1310,20 +1112,14 @@
         </w:rPr>
         <w:t>). كما ندَّد بالمادية والجشع الذي استغل الفقراء (</w:t>
       </w:r>
-      <w:hyperlink r:id="rId43">
-        <w:r>
-          <w:rPr>
-            <w:rtl/>
-            <w:cs/>
-            <w:lang w:val="ar_AE" w:bidi="ar_AE"/>
-          </w:rPr>
-          <w:rPr>
-            <w:color w:val="0000EE"/>
-            <w:u w:val="single"/>
-          </w:rPr>
-          <w:t>1:8،</w:t>
-        </w:r>
-      </w:hyperlink>
+      <w:r>
+        <w:rPr>
+          <w:rtl/>
+          <w:cs/>
+          <w:lang w:val="ar_AE" w:bidi="ar_AE"/>
+        </w:rPr>
+        <w:t>1:8،</w:t>
+      </w:r>
       <w:r>
         <w:rPr>
           <w:rtl/>
@@ -1332,20 +1128,14 @@
         </w:rPr>
         <w:t xml:space="preserve"> </w:t>
       </w:r>
-      <w:hyperlink r:id="rId38">
-        <w:r>
-          <w:rPr>
-            <w:rtl/>
-            <w:cs/>
-            <w:lang w:val="ar_AE" w:bidi="ar_AE"/>
-          </w:rPr>
-          <w:rPr>
-            <w:color w:val="0000EE"/>
-            <w:u w:val="single"/>
-          </w:rPr>
-          <w:t>10–13،</w:t>
-        </w:r>
-      </w:hyperlink>
+      <w:r>
+        <w:rPr>
+          <w:rtl/>
+          <w:cs/>
+          <w:lang w:val="ar_AE" w:bidi="ar_AE"/>
+        </w:rPr>
+        <w:t>10–13،</w:t>
+      </w:r>
       <w:r>
         <w:rPr>
           <w:rtl/>
@@ -1354,20 +1144,14 @@
         </w:rPr>
         <w:t xml:space="preserve"> </w:t>
       </w:r>
-      <w:hyperlink r:id="rId44">
-        <w:r>
-          <w:rPr>
-            <w:rtl/>
-            <w:cs/>
-            <w:lang w:val="ar_AE" w:bidi="ar_AE"/>
-          </w:rPr>
-          <w:rPr>
-            <w:color w:val="0000EE"/>
-            <w:u w:val="single"/>
-          </w:rPr>
-          <w:t>18</w:t>
-        </w:r>
-      </w:hyperlink>
+      <w:r>
+        <w:rPr>
+          <w:rtl/>
+          <w:cs/>
+          <w:lang w:val="ar_AE" w:bidi="ar_AE"/>
+        </w:rPr>
+        <w:t>18</w:t>
+      </w:r>
       <w:r>
         <w:rPr>
           <w:rtl/>
@@ -1376,20 +1160,14 @@
         </w:rPr>
         <w:t>)، وكان على دراية بالأوضاع الحالية في الأمم المحيطة وأعلن حكم الله على تلك الأمم بسبب خطاياهم (</w:t>
       </w:r>
-      <w:hyperlink r:id="rId27">
-        <w:r>
-          <w:rPr>
-            <w:rtl/>
-            <w:cs/>
-            <w:lang w:val="ar_AE" w:bidi="ar_AE"/>
-          </w:rPr>
-          <w:rPr>
-            <w:color w:val="0000EE"/>
-            <w:u w:val="single"/>
-          </w:rPr>
-          <w:t>2:4–15</w:t>
-        </w:r>
-      </w:hyperlink>
+      <w:r>
+        <w:rPr>
+          <w:rtl/>
+          <w:cs/>
+          <w:lang w:val="ar_AE" w:bidi="ar_AE"/>
+        </w:rPr>
+        <w:t>2:4–15</w:t>
+      </w:r>
       <w:r>
         <w:rPr>
           <w:rtl/>
@@ -1398,20 +1176,14 @@
         </w:rPr>
         <w:t>). وفوق كل شيء، كان لهذا النبي اهتمام عميق بمكانة الرب (</w:t>
       </w:r>
-      <w:hyperlink r:id="rId45">
-        <w:r>
-          <w:rPr>
-            <w:rtl/>
-            <w:cs/>
-            <w:lang w:val="ar_AE" w:bidi="ar_AE"/>
-          </w:rPr>
-          <w:rPr>
-            <w:color w:val="0000EE"/>
-            <w:u w:val="single"/>
-          </w:rPr>
-          <w:t>1:6؛</w:t>
-        </w:r>
-      </w:hyperlink>
+      <w:r>
+        <w:rPr>
+          <w:rtl/>
+          <w:cs/>
+          <w:lang w:val="ar_AE" w:bidi="ar_AE"/>
+        </w:rPr>
+        <w:t>1:6؛</w:t>
+      </w:r>
       <w:r>
         <w:rPr>
           <w:rtl/>
@@ -1420,20 +1192,14 @@
         </w:rPr>
         <w:t xml:space="preserve"> </w:t>
       </w:r>
-      <w:hyperlink r:id="rId23">
-        <w:r>
-          <w:rPr>
-            <w:rtl/>
-            <w:cs/>
-            <w:lang w:val="ar_AE" w:bidi="ar_AE"/>
-          </w:rPr>
-          <w:rPr>
-            <w:color w:val="0000EE"/>
-            <w:u w:val="single"/>
-          </w:rPr>
-          <w:t>3:7</w:t>
-        </w:r>
-      </w:hyperlink>
+      <w:r>
+        <w:rPr>
+          <w:rtl/>
+          <w:cs/>
+          <w:lang w:val="ar_AE" w:bidi="ar_AE"/>
+        </w:rPr>
+        <w:t>3:7</w:t>
+      </w:r>
       <w:r>
         <w:rPr>
           <w:rtl/>
@@ -1442,20 +1208,14 @@
         </w:rPr>
         <w:t>) وبكل مَن يثق بتواضع في الله (</w:t>
       </w:r>
-      <w:hyperlink r:id="rId46">
-        <w:r>
-          <w:rPr>
-            <w:rtl/>
-            <w:cs/>
-            <w:lang w:val="ar_AE" w:bidi="ar_AE"/>
-          </w:rPr>
-          <w:rPr>
-            <w:color w:val="0000EE"/>
-            <w:u w:val="single"/>
-          </w:rPr>
-          <w:t>2:3؛</w:t>
-        </w:r>
-      </w:hyperlink>
+      <w:r>
+        <w:rPr>
+          <w:rtl/>
+          <w:cs/>
+          <w:lang w:val="ar_AE" w:bidi="ar_AE"/>
+        </w:rPr>
+        <w:t>2:3؛</w:t>
+      </w:r>
       <w:r>
         <w:rPr>
           <w:rtl/>
@@ -1464,20 +1224,14 @@
         </w:rPr>
         <w:t xml:space="preserve"> </w:t>
       </w:r>
-      <w:hyperlink r:id="rId31">
-        <w:r>
-          <w:rPr>
-            <w:rtl/>
-            <w:cs/>
-            <w:lang w:val="ar_AE" w:bidi="ar_AE"/>
-          </w:rPr>
-          <w:rPr>
-            <w:color w:val="0000EE"/>
-            <w:u w:val="single"/>
-          </w:rPr>
-          <w:t>3:9،</w:t>
-        </w:r>
-      </w:hyperlink>
+      <w:r>
+        <w:rPr>
+          <w:rtl/>
+          <w:cs/>
+          <w:lang w:val="ar_AE" w:bidi="ar_AE"/>
+        </w:rPr>
+        <w:t>3:9،</w:t>
+      </w:r>
       <w:r>
         <w:rPr>
           <w:rtl/>
@@ -1486,20 +1240,14 @@
         </w:rPr>
         <w:t xml:space="preserve"> </w:t>
       </w:r>
-      <w:hyperlink r:id="rId47">
-        <w:r>
-          <w:rPr>
-            <w:rtl/>
-            <w:cs/>
-            <w:lang w:val="ar_AE" w:bidi="ar_AE"/>
-          </w:rPr>
-          <w:rPr>
-            <w:color w:val="0000EE"/>
-            <w:u w:val="single"/>
-          </w:rPr>
-          <w:t>12–13</w:t>
-        </w:r>
-      </w:hyperlink>
+      <w:r>
+        <w:rPr>
+          <w:rtl/>
+          <w:cs/>
+          <w:lang w:val="ar_AE" w:bidi="ar_AE"/>
+        </w:rPr>
+        <w:t>12–13</w:t>
+      </w:r>
       <w:r>
         <w:rPr>
           <w:rtl/>
@@ -1542,20 +1290,14 @@
         </w:rPr>
         <w:t xml:space="preserve">وثَّقَ صفنيا في </w:t>
       </w:r>
-      <w:hyperlink r:id="rId36">
-        <w:r>
-          <w:rPr>
-            <w:rtl/>
-            <w:cs/>
-            <w:lang w:val="ar_AE" w:bidi="ar_AE"/>
-          </w:rPr>
-          <w:rPr>
-            <w:color w:val="0000EE"/>
-            <w:u w:val="single"/>
-          </w:rPr>
-          <w:t xml:space="preserve">1:1 </w:t>
-        </w:r>
-      </w:hyperlink>
+      <w:r>
+        <w:rPr>
+          <w:rtl/>
+          <w:cs/>
+          <w:lang w:val="ar_AE" w:bidi="ar_AE"/>
+        </w:rPr>
+        <w:t xml:space="preserve">1:1 </w:t>
+      </w:r>
       <w:r>
         <w:rPr>
           <w:rtl/>
@@ -1564,20 +1306,14 @@
         </w:rPr>
         <w:t>أن خدمته النبوية كانت خلال عهد يوشيّا (640–609 قبل الميلاد). تشير عدة حقائق إلى أن صفنيا تنبأ في الأيام الأولى من حكم يوشيّا، قبل اكتشاف سِفر الشريعة والإصلاحات التي تبعته. وذكر صفنيا أن الممارسات الدينية في يهوذا كانت لا تزال متأثرة بشعائر كنعانية كتلك التي كانت شائعة في عهد منسّى (</w:t>
       </w:r>
-      <w:hyperlink r:id="rId48">
-        <w:r>
-          <w:rPr>
-            <w:rtl/>
-            <w:cs/>
-            <w:lang w:val="ar_AE" w:bidi="ar_AE"/>
-          </w:rPr>
-          <w:rPr>
-            <w:color w:val="0000EE"/>
-            <w:u w:val="single"/>
-          </w:rPr>
-          <w:t>1:4–5،</w:t>
-        </w:r>
-      </w:hyperlink>
+      <w:r>
+        <w:rPr>
+          <w:rtl/>
+          <w:cs/>
+          <w:lang w:val="ar_AE" w:bidi="ar_AE"/>
+        </w:rPr>
+        <w:t>1:4–5،</w:t>
+      </w:r>
       <w:r>
         <w:rPr>
           <w:rtl/>
@@ -1586,20 +1322,14 @@
         </w:rPr>
         <w:t xml:space="preserve"> </w:t>
       </w:r>
-      <w:hyperlink r:id="rId40">
-        <w:r>
-          <w:rPr>
-            <w:rtl/>
-            <w:cs/>
-            <w:lang w:val="ar_AE" w:bidi="ar_AE"/>
-          </w:rPr>
-          <w:rPr>
-            <w:color w:val="0000EE"/>
-            <w:u w:val="single"/>
-          </w:rPr>
-          <w:t>9</w:t>
-        </w:r>
-      </w:hyperlink>
+      <w:r>
+        <w:rPr>
+          <w:rtl/>
+          <w:cs/>
+          <w:lang w:val="ar_AE" w:bidi="ar_AE"/>
+        </w:rPr>
+        <w:t>9</w:t>
+      </w:r>
       <w:r>
         <w:rPr>
           <w:rtl/>
@@ -1608,20 +1338,14 @@
         </w:rPr>
         <w:t>). فقد فشل العديد من الناس في عبادة ٱلرّبّ فشلًا كاملًا (</w:t>
       </w:r>
-      <w:hyperlink r:id="rId45">
-        <w:r>
-          <w:rPr>
-            <w:rtl/>
-            <w:cs/>
-            <w:lang w:val="ar_AE" w:bidi="ar_AE"/>
-          </w:rPr>
-          <w:rPr>
-            <w:color w:val="0000EE"/>
-            <w:u w:val="single"/>
-          </w:rPr>
-          <w:t>1:6</w:t>
-        </w:r>
-      </w:hyperlink>
+      <w:r>
+        <w:rPr>
+          <w:rtl/>
+          <w:cs/>
+          <w:lang w:val="ar_AE" w:bidi="ar_AE"/>
+        </w:rPr>
+        <w:t>1:6</w:t>
+      </w:r>
       <w:r>
         <w:rPr>
           <w:rtl/>
@@ -1630,20 +1354,14 @@
         </w:rPr>
         <w:t>)، وكان القادة مفتونين بارتداء ملابس التجار الأجانب (</w:t>
       </w:r>
-      <w:hyperlink r:id="rId43">
-        <w:r>
-          <w:rPr>
-            <w:rtl/>
-            <w:cs/>
-            <w:lang w:val="ar_AE" w:bidi="ar_AE"/>
-          </w:rPr>
-          <w:rPr>
-            <w:color w:val="0000EE"/>
-            <w:u w:val="single"/>
-          </w:rPr>
-          <w:t>1:8</w:t>
-        </w:r>
-      </w:hyperlink>
+      <w:r>
+        <w:rPr>
+          <w:rtl/>
+          <w:cs/>
+          <w:lang w:val="ar_AE" w:bidi="ar_AE"/>
+        </w:rPr>
+        <w:t>1:8</w:t>
+      </w:r>
       <w:r>
         <w:rPr>
           <w:rtl/>
@@ -1652,20 +1370,14 @@
         </w:rPr>
         <w:t>) الذين كانت لديهم مشروعات تجارية واسعة في أورشليم (</w:t>
       </w:r>
-      <w:hyperlink r:id="rId49">
-        <w:r>
-          <w:rPr>
-            <w:rtl/>
-            <w:cs/>
-            <w:lang w:val="ar_AE" w:bidi="ar_AE"/>
-          </w:rPr>
-          <w:rPr>
-            <w:color w:val="0000EE"/>
-            <w:u w:val="single"/>
-          </w:rPr>
-          <w:t>1:10–11</w:t>
-        </w:r>
-      </w:hyperlink>
+      <w:r>
+        <w:rPr>
+          <w:rtl/>
+          <w:cs/>
+          <w:lang w:val="ar_AE" w:bidi="ar_AE"/>
+        </w:rPr>
+        <w:t>1:10–11</w:t>
+      </w:r>
       <w:r>
         <w:rPr>
           <w:rtl/>
@@ -1674,20 +1386,14 @@
         </w:rPr>
         <w:t>)، وكان مجتمع يهوذا يعاني من مشكلات اجتماعية واقتصادية (</w:t>
       </w:r>
-      <w:hyperlink r:id="rId50">
-        <w:r>
-          <w:rPr>
-            <w:rtl/>
-            <w:cs/>
-            <w:lang w:val="ar_AE" w:bidi="ar_AE"/>
-          </w:rPr>
-          <w:rPr>
-            <w:color w:val="0000EE"/>
-            <w:u w:val="single"/>
-          </w:rPr>
-          <w:t>1:12–13،</w:t>
-        </w:r>
-      </w:hyperlink>
+      <w:r>
+        <w:rPr>
+          <w:rtl/>
+          <w:cs/>
+          <w:lang w:val="ar_AE" w:bidi="ar_AE"/>
+        </w:rPr>
+        <w:t>1:12–13،</w:t>
+      </w:r>
       <w:r>
         <w:rPr>
           <w:rtl/>
@@ -1696,20 +1402,14 @@
         </w:rPr>
         <w:t xml:space="preserve"> </w:t>
       </w:r>
-      <w:hyperlink r:id="rId44">
-        <w:r>
-          <w:rPr>
-            <w:rtl/>
-            <w:cs/>
-            <w:lang w:val="ar_AE" w:bidi="ar_AE"/>
-          </w:rPr>
-          <w:rPr>
-            <w:color w:val="0000EE"/>
-            <w:u w:val="single"/>
-          </w:rPr>
-          <w:t>18</w:t>
-        </w:r>
-      </w:hyperlink>
+      <w:r>
+        <w:rPr>
+          <w:rtl/>
+          <w:cs/>
+          <w:lang w:val="ar_AE" w:bidi="ar_AE"/>
+        </w:rPr>
+        <w:t>18</w:t>
+      </w:r>
       <w:r>
         <w:rPr>
           <w:rtl/>
@@ -1718,20 +1418,14 @@
         </w:rPr>
         <w:t>)، وفساد سياسي وديني (</w:t>
       </w:r>
-      <w:hyperlink r:id="rId22">
-        <w:r>
-          <w:rPr>
-            <w:rtl/>
-            <w:cs/>
-            <w:lang w:val="ar_AE" w:bidi="ar_AE"/>
-          </w:rPr>
-          <w:rPr>
-            <w:color w:val="0000EE"/>
-            <w:u w:val="single"/>
-          </w:rPr>
-          <w:t>3:1–4،</w:t>
-        </w:r>
-      </w:hyperlink>
+      <w:r>
+        <w:rPr>
+          <w:rtl/>
+          <w:cs/>
+          <w:lang w:val="ar_AE" w:bidi="ar_AE"/>
+        </w:rPr>
+        <w:t>3:1–4،</w:t>
+      </w:r>
       <w:r>
         <w:rPr>
           <w:rtl/>
@@ -1740,20 +1434,14 @@
         </w:rPr>
         <w:t xml:space="preserve"> </w:t>
       </w:r>
-      <w:hyperlink r:id="rId23">
-        <w:r>
-          <w:rPr>
-            <w:rtl/>
-            <w:cs/>
-            <w:lang w:val="ar_AE" w:bidi="ar_AE"/>
-          </w:rPr>
-          <w:rPr>
-            <w:color w:val="0000EE"/>
-            <w:u w:val="single"/>
-          </w:rPr>
-          <w:t>7،</w:t>
-        </w:r>
-      </w:hyperlink>
+      <w:r>
+        <w:rPr>
+          <w:rtl/>
+          <w:cs/>
+          <w:lang w:val="ar_AE" w:bidi="ar_AE"/>
+        </w:rPr>
+        <w:t>7،</w:t>
+      </w:r>
       <w:r>
         <w:rPr>
           <w:rtl/>
@@ -1762,20 +1450,14 @@
         </w:rPr>
         <w:t xml:space="preserve"> </w:t>
       </w:r>
-      <w:hyperlink r:id="rId42">
-        <w:r>
-          <w:rPr>
-            <w:rtl/>
-            <w:cs/>
-            <w:lang w:val="ar_AE" w:bidi="ar_AE"/>
-          </w:rPr>
-          <w:rPr>
-            <w:color w:val="0000EE"/>
-            <w:u w:val="single"/>
-          </w:rPr>
-          <w:t>11</w:t>
-        </w:r>
-      </w:hyperlink>
+      <w:r>
+        <w:rPr>
+          <w:rtl/>
+          <w:cs/>
+          <w:lang w:val="ar_AE" w:bidi="ar_AE"/>
+        </w:rPr>
+        <w:t>11</w:t>
+      </w:r>
       <w:r>
         <w:rPr>
           <w:rtl/>
@@ -1784,20 +1466,14 @@
         </w:rPr>
         <w:t xml:space="preserve">). أصلحت إصلاحات يوشيّا الكثير من هذه الأوضاع (622 قبل الميلاد تقريبًا؛ </w:t>
       </w:r>
-      <w:hyperlink r:id="rId51">
-        <w:r>
-          <w:rPr>
-            <w:rtl/>
-            <w:cs/>
-            <w:lang w:val="ar_AE" w:bidi="ar_AE"/>
-          </w:rPr>
-          <w:rPr>
-            <w:color w:val="0000EE"/>
-            <w:u w:val="single"/>
-          </w:rPr>
-          <w:t>2 ملوك 23:4–14</w:t>
-        </w:r>
-      </w:hyperlink>
+      <w:r>
+        <w:rPr>
+          <w:rtl/>
+          <w:cs/>
+          <w:lang w:val="ar_AE" w:bidi="ar_AE"/>
+        </w:rPr>
+        <w:t>2 ملوك 23:4–14</w:t>
+      </w:r>
       <w:r>
         <w:rPr>
           <w:rtl/>
@@ -1840,20 +1516,14 @@
         </w:rPr>
         <w:t>مثل معاصريه ناحوم وحبقّوق، يقدم صفنيا الرب بإعتباره سيّدَ التاريخ. فالله، قاضي الجميع (</w:t>
       </w:r>
-      <w:hyperlink r:id="rId24">
-        <w:r>
-          <w:rPr>
-            <w:rtl/>
-            <w:cs/>
-            <w:lang w:val="ar_AE" w:bidi="ar_AE"/>
-          </w:rPr>
-          <w:rPr>
-            <w:color w:val="0000EE"/>
-            <w:u w:val="single"/>
-          </w:rPr>
-          <w:t>صفنيا 1:2–3،</w:t>
-        </w:r>
-      </w:hyperlink>
+      <w:r>
+        <w:rPr>
+          <w:rtl/>
+          <w:cs/>
+          <w:lang w:val="ar_AE" w:bidi="ar_AE"/>
+        </w:rPr>
+        <w:t>صفنيا 1:2–3،</w:t>
+      </w:r>
       <w:r>
         <w:rPr>
           <w:rtl/>
@@ -1862,20 +1532,14 @@
         </w:rPr>
         <w:t xml:space="preserve"> </w:t>
       </w:r>
-      <w:hyperlink r:id="rId52">
-        <w:r>
-          <w:rPr>
-            <w:rtl/>
-            <w:cs/>
-            <w:lang w:val="ar_AE" w:bidi="ar_AE"/>
-          </w:rPr>
-          <w:rPr>
-            <w:color w:val="0000EE"/>
-            <w:u w:val="single"/>
-          </w:rPr>
-          <w:t>7،</w:t>
-        </w:r>
-      </w:hyperlink>
+      <w:r>
+        <w:rPr>
+          <w:rtl/>
+          <w:cs/>
+          <w:lang w:val="ar_AE" w:bidi="ar_AE"/>
+        </w:rPr>
+        <w:t>7،</w:t>
+      </w:r>
       <w:r>
         <w:rPr>
           <w:rtl/>
@@ -1884,20 +1548,14 @@
         </w:rPr>
         <w:t xml:space="preserve"> </w:t>
       </w:r>
-      <w:hyperlink r:id="rId25">
-        <w:r>
-          <w:rPr>
-            <w:rtl/>
-            <w:cs/>
-            <w:lang w:val="ar_AE" w:bidi="ar_AE"/>
-          </w:rPr>
-          <w:rPr>
-            <w:color w:val="0000EE"/>
-            <w:u w:val="single"/>
-          </w:rPr>
-          <w:t>14–18؛</w:t>
-        </w:r>
-      </w:hyperlink>
+      <w:r>
+        <w:rPr>
+          <w:rtl/>
+          <w:cs/>
+          <w:lang w:val="ar_AE" w:bidi="ar_AE"/>
+        </w:rPr>
+        <w:t>14–18؛</w:t>
+      </w:r>
       <w:r>
         <w:rPr>
           <w:rtl/>
@@ -1906,20 +1564,14 @@
         </w:rPr>
         <w:t xml:space="preserve"> </w:t>
       </w:r>
-      <w:hyperlink r:id="rId29">
-        <w:r>
-          <w:rPr>
-            <w:rtl/>
-            <w:cs/>
-            <w:lang w:val="ar_AE" w:bidi="ar_AE"/>
-          </w:rPr>
-          <w:rPr>
-            <w:color w:val="0000EE"/>
-            <w:u w:val="single"/>
-          </w:rPr>
-          <w:t>3:8</w:t>
-        </w:r>
-      </w:hyperlink>
+      <w:r>
+        <w:rPr>
+          <w:rtl/>
+          <w:cs/>
+          <w:lang w:val="ar_AE" w:bidi="ar_AE"/>
+        </w:rPr>
+        <w:t>3:8</w:t>
+      </w:r>
       <w:r>
         <w:rPr>
           <w:rtl/>
@@ -1928,20 +1580,14 @@
         </w:rPr>
         <w:t>) يعاقب شرور البشر (</w:t>
       </w:r>
-      <w:hyperlink r:id="rId53">
-        <w:r>
-          <w:rPr>
-            <w:rtl/>
-            <w:cs/>
-            <w:lang w:val="ar_AE" w:bidi="ar_AE"/>
-          </w:rPr>
-          <w:rPr>
-            <w:color w:val="0000EE"/>
-            <w:u w:val="single"/>
-          </w:rPr>
-          <w:t>1:8–9،</w:t>
-        </w:r>
-      </w:hyperlink>
+      <w:r>
+        <w:rPr>
+          <w:rtl/>
+          <w:cs/>
+          <w:lang w:val="ar_AE" w:bidi="ar_AE"/>
+        </w:rPr>
+        <w:t>1:8–9،</w:t>
+      </w:r>
       <w:r>
         <w:rPr>
           <w:rtl/>
@@ -1950,20 +1596,14 @@
         </w:rPr>
         <w:t xml:space="preserve"> </w:t>
       </w:r>
-      <w:hyperlink r:id="rId41">
-        <w:r>
-          <w:rPr>
-            <w:rtl/>
-            <w:cs/>
-            <w:lang w:val="ar_AE" w:bidi="ar_AE"/>
-          </w:rPr>
-          <w:rPr>
-            <w:color w:val="0000EE"/>
-            <w:u w:val="single"/>
-          </w:rPr>
-          <w:t>17؛</w:t>
-        </w:r>
-      </w:hyperlink>
+      <w:r>
+        <w:rPr>
+          <w:rtl/>
+          <w:cs/>
+          <w:lang w:val="ar_AE" w:bidi="ar_AE"/>
+        </w:rPr>
+        <w:t>17؛</w:t>
+      </w:r>
       <w:r>
         <w:rPr>
           <w:rtl/>
@@ -1972,20 +1612,14 @@
         </w:rPr>
         <w:t xml:space="preserve"> </w:t>
       </w:r>
-      <w:hyperlink r:id="rId23">
-        <w:r>
-          <w:rPr>
-            <w:rtl/>
-            <w:cs/>
-            <w:lang w:val="ar_AE" w:bidi="ar_AE"/>
-          </w:rPr>
-          <w:rPr>
-            <w:color w:val="0000EE"/>
-            <w:u w:val="single"/>
-          </w:rPr>
-          <w:t>3:7،</w:t>
-        </w:r>
-      </w:hyperlink>
+      <w:r>
+        <w:rPr>
+          <w:rtl/>
+          <w:cs/>
+          <w:lang w:val="ar_AE" w:bidi="ar_AE"/>
+        </w:rPr>
+        <w:t>3:7،</w:t>
+      </w:r>
       <w:r>
         <w:rPr>
           <w:rtl/>
@@ -1994,20 +1628,14 @@
         </w:rPr>
         <w:t xml:space="preserve"> </w:t>
       </w:r>
-      <w:hyperlink r:id="rId42">
-        <w:r>
-          <w:rPr>
-            <w:rtl/>
-            <w:cs/>
-            <w:lang w:val="ar_AE" w:bidi="ar_AE"/>
-          </w:rPr>
-          <w:rPr>
-            <w:color w:val="0000EE"/>
-            <w:u w:val="single"/>
-          </w:rPr>
-          <w:t>11</w:t>
-        </w:r>
-      </w:hyperlink>
+      <w:r>
+        <w:rPr>
+          <w:rtl/>
+          <w:cs/>
+          <w:lang w:val="ar_AE" w:bidi="ar_AE"/>
+        </w:rPr>
+        <w:t>11</w:t>
+      </w:r>
       <w:r>
         <w:rPr>
           <w:rtl/>
@@ -2016,20 +1644,14 @@
         </w:rPr>
         <w:t>) والأمم (</w:t>
       </w:r>
-      <w:hyperlink r:id="rId27">
-        <w:r>
-          <w:rPr>
-            <w:rtl/>
-            <w:cs/>
-            <w:lang w:val="ar_AE" w:bidi="ar_AE"/>
-          </w:rPr>
-          <w:rPr>
-            <w:color w:val="0000EE"/>
-            <w:u w:val="single"/>
-          </w:rPr>
-          <w:t>2:4–15؛</w:t>
-        </w:r>
-      </w:hyperlink>
+      <w:r>
+        <w:rPr>
+          <w:rtl/>
+          <w:cs/>
+          <w:lang w:val="ar_AE" w:bidi="ar_AE"/>
+        </w:rPr>
+        <w:t>2:4–15؛</w:t>
+      </w:r>
       <w:r>
         <w:rPr>
           <w:rtl/>
@@ -2038,20 +1660,14 @@
         </w:rPr>
         <w:t xml:space="preserve"> </w:t>
       </w:r>
-      <w:hyperlink r:id="rId54">
-        <w:r>
-          <w:rPr>
-            <w:rtl/>
-            <w:cs/>
-            <w:lang w:val="ar_AE" w:bidi="ar_AE"/>
-          </w:rPr>
-          <w:rPr>
-            <w:color w:val="0000EE"/>
-            <w:u w:val="single"/>
-          </w:rPr>
-          <w:t>3:6</w:t>
-        </w:r>
-      </w:hyperlink>
+      <w:r>
+        <w:rPr>
+          <w:rtl/>
+          <w:cs/>
+          <w:lang w:val="ar_AE" w:bidi="ar_AE"/>
+        </w:rPr>
+        <w:t>3:6</w:t>
+      </w:r>
       <w:r>
         <w:rPr>
           <w:rtl/>
@@ -2077,20 +1693,14 @@
         </w:rPr>
         <w:t>) سيشمل جميع الأمم (</w:t>
       </w:r>
-      <w:hyperlink r:id="rId55">
-        <w:r>
-          <w:rPr>
-            <w:rtl/>
-            <w:cs/>
-            <w:lang w:val="ar_AE" w:bidi="ar_AE"/>
-          </w:rPr>
-          <w:rPr>
-            <w:color w:val="0000EE"/>
-            <w:u w:val="single"/>
-          </w:rPr>
-          <w:t>1:2–4؛</w:t>
-        </w:r>
-      </w:hyperlink>
+      <w:r>
+        <w:rPr>
+          <w:rtl/>
+          <w:cs/>
+          <w:lang w:val="ar_AE" w:bidi="ar_AE"/>
+        </w:rPr>
+        <w:t>1:2–4؛</w:t>
+      </w:r>
       <w:r>
         <w:rPr>
           <w:rtl/>
@@ -2099,20 +1709,14 @@
         </w:rPr>
         <w:t xml:space="preserve"> </w:t>
       </w:r>
-      <w:hyperlink r:id="rId27">
-        <w:r>
-          <w:rPr>
-            <w:rtl/>
-            <w:cs/>
-            <w:lang w:val="ar_AE" w:bidi="ar_AE"/>
-          </w:rPr>
-          <w:rPr>
-            <w:color w:val="0000EE"/>
-            <w:u w:val="single"/>
-          </w:rPr>
-          <w:t>2:4–15؛</w:t>
-        </w:r>
-      </w:hyperlink>
+      <w:r>
+        <w:rPr>
+          <w:rtl/>
+          <w:cs/>
+          <w:lang w:val="ar_AE" w:bidi="ar_AE"/>
+        </w:rPr>
+        <w:t>2:4–15؛</w:t>
+      </w:r>
       <w:r>
         <w:rPr>
           <w:rtl/>
@@ -2121,20 +1725,14 @@
         </w:rPr>
         <w:t xml:space="preserve"> </w:t>
       </w:r>
-      <w:hyperlink r:id="rId29">
-        <w:r>
-          <w:rPr>
-            <w:rtl/>
-            <w:cs/>
-            <w:lang w:val="ar_AE" w:bidi="ar_AE"/>
-          </w:rPr>
-          <w:rPr>
-            <w:color w:val="0000EE"/>
-            <w:u w:val="single"/>
-          </w:rPr>
-          <w:t>3:8</w:t>
-        </w:r>
-      </w:hyperlink>
+      <w:r>
+        <w:rPr>
+          <w:rtl/>
+          <w:cs/>
+          <w:lang w:val="ar_AE" w:bidi="ar_AE"/>
+        </w:rPr>
+        <w:t>3:8</w:t>
+      </w:r>
       <w:r>
         <w:rPr>
           <w:rtl/>
@@ -2163,20 +1761,14 @@
         </w:rPr>
         <w:t>يركز صفنيا على كبرياء الإنسان المشكلة الكُبرى (</w:t>
       </w:r>
-      <w:hyperlink r:id="rId56">
-        <w:r>
-          <w:rPr>
-            <w:rtl/>
-            <w:cs/>
-            <w:lang w:val="ar_AE" w:bidi="ar_AE"/>
-          </w:rPr>
-          <w:rPr>
-            <w:color w:val="0000EE"/>
-            <w:u w:val="single"/>
-          </w:rPr>
-          <w:t>2:15</w:t>
-        </w:r>
-      </w:hyperlink>
+      <w:r>
+        <w:rPr>
+          <w:rtl/>
+          <w:cs/>
+          <w:lang w:val="ar_AE" w:bidi="ar_AE"/>
+        </w:rPr>
+        <w:t>2:15</w:t>
+      </w:r>
       <w:r>
         <w:rPr>
           <w:rtl/>
@@ -2185,20 +1777,14 @@
         </w:rPr>
         <w:t>) التي تولِّد روحًا من الشر الداخلي (</w:t>
       </w:r>
-      <w:hyperlink r:id="rId57">
-        <w:r>
-          <w:rPr>
-            <w:rtl/>
-            <w:cs/>
-            <w:lang w:val="ar_AE" w:bidi="ar_AE"/>
-          </w:rPr>
-          <w:rPr>
-            <w:color w:val="0000EE"/>
-            <w:u w:val="single"/>
-          </w:rPr>
-          <w:t>1:3–6،</w:t>
-        </w:r>
-      </w:hyperlink>
+      <w:r>
+        <w:rPr>
+          <w:rtl/>
+          <w:cs/>
+          <w:lang w:val="ar_AE" w:bidi="ar_AE"/>
+        </w:rPr>
+        <w:t>1:3–6،</w:t>
+      </w:r>
       <w:r>
         <w:rPr>
           <w:rtl/>
@@ -2207,20 +1793,14 @@
         </w:rPr>
         <w:t xml:space="preserve"> </w:t>
       </w:r>
-      <w:hyperlink r:id="rId41">
-        <w:r>
-          <w:rPr>
-            <w:rtl/>
-            <w:cs/>
-            <w:lang w:val="ar_AE" w:bidi="ar_AE"/>
-          </w:rPr>
-          <w:rPr>
-            <w:color w:val="0000EE"/>
-            <w:u w:val="single"/>
-          </w:rPr>
-          <w:t>17؛</w:t>
-        </w:r>
-      </w:hyperlink>
+      <w:r>
+        <w:rPr>
+          <w:rtl/>
+          <w:cs/>
+          <w:lang w:val="ar_AE" w:bidi="ar_AE"/>
+        </w:rPr>
+        <w:t>17؛</w:t>
+      </w:r>
       <w:r>
         <w:rPr>
           <w:rtl/>
@@ -2229,20 +1809,14 @@
         </w:rPr>
         <w:t xml:space="preserve"> </w:t>
       </w:r>
-      <w:hyperlink r:id="rId58">
-        <w:r>
-          <w:rPr>
-            <w:rtl/>
-            <w:cs/>
-            <w:lang w:val="ar_AE" w:bidi="ar_AE"/>
-          </w:rPr>
-          <w:rPr>
-            <w:color w:val="0000EE"/>
-            <w:u w:val="single"/>
-          </w:rPr>
-          <w:t>3:1،</w:t>
-        </w:r>
-      </w:hyperlink>
+      <w:r>
+        <w:rPr>
+          <w:rtl/>
+          <w:cs/>
+          <w:lang w:val="ar_AE" w:bidi="ar_AE"/>
+        </w:rPr>
+        <w:t>3:1،</w:t>
+      </w:r>
       <w:r>
         <w:rPr>
           <w:rtl/>
@@ -2251,20 +1825,14 @@
         </w:rPr>
         <w:t xml:space="preserve"> </w:t>
       </w:r>
-      <w:hyperlink r:id="rId59">
-        <w:r>
-          <w:rPr>
-            <w:rtl/>
-            <w:cs/>
-            <w:lang w:val="ar_AE" w:bidi="ar_AE"/>
-          </w:rPr>
-          <w:rPr>
-            <w:color w:val="0000EE"/>
-            <w:u w:val="single"/>
-          </w:rPr>
-          <w:t>4</w:t>
-        </w:r>
-      </w:hyperlink>
+      <w:r>
+        <w:rPr>
+          <w:rtl/>
+          <w:cs/>
+          <w:lang w:val="ar_AE" w:bidi="ar_AE"/>
+        </w:rPr>
+        <w:t>4</w:t>
+      </w:r>
       <w:r>
         <w:rPr>
           <w:rtl/>
@@ -2273,20 +1841,14 @@
         </w:rPr>
         <w:t>) وتجعل الناس يعتقدون أن الله لن يتدخل في شؤون البشر (</w:t>
       </w:r>
-      <w:hyperlink r:id="rId60">
-        <w:r>
-          <w:rPr>
-            <w:rtl/>
-            <w:cs/>
-            <w:lang w:val="ar_AE" w:bidi="ar_AE"/>
-          </w:rPr>
-          <w:rPr>
-            <w:color w:val="0000EE"/>
-            <w:u w:val="single"/>
-          </w:rPr>
-          <w:t>1:12</w:t>
-        </w:r>
-      </w:hyperlink>
+      <w:r>
+        <w:rPr>
+          <w:rtl/>
+          <w:cs/>
+          <w:lang w:val="ar_AE" w:bidi="ar_AE"/>
+        </w:rPr>
+        <w:t>1:12</w:t>
+      </w:r>
       <w:r>
         <w:rPr>
           <w:rtl/>
@@ -2295,20 +1857,14 @@
         </w:rPr>
         <w:t>). فيستمرون في عنفهم وخداعهم (</w:t>
       </w:r>
-      <w:hyperlink r:id="rId40">
-        <w:r>
-          <w:rPr>
-            <w:rtl/>
-            <w:cs/>
-            <w:lang w:val="ar_AE" w:bidi="ar_AE"/>
-          </w:rPr>
-          <w:rPr>
-            <w:color w:val="0000EE"/>
-            <w:u w:val="single"/>
-          </w:rPr>
-          <w:t>1:9</w:t>
-        </w:r>
-      </w:hyperlink>
+      <w:r>
+        <w:rPr>
+          <w:rtl/>
+          <w:cs/>
+          <w:lang w:val="ar_AE" w:bidi="ar_AE"/>
+        </w:rPr>
+        <w:t>1:9</w:t>
+      </w:r>
       <w:r>
         <w:rPr>
           <w:rtl/>
@@ -2317,20 +1873,14 @@
         </w:rPr>
         <w:t>)، ويظلم جشعهم من حولهم (</w:t>
       </w:r>
-      <w:hyperlink r:id="rId49">
-        <w:r>
-          <w:rPr>
-            <w:rtl/>
-            <w:cs/>
-            <w:lang w:val="ar_AE" w:bidi="ar_AE"/>
-          </w:rPr>
-          <w:rPr>
-            <w:color w:val="0000EE"/>
-            <w:u w:val="single"/>
-          </w:rPr>
-          <w:t>1:10–11،</w:t>
-        </w:r>
-      </w:hyperlink>
+      <w:r>
+        <w:rPr>
+          <w:rtl/>
+          <w:cs/>
+          <w:lang w:val="ar_AE" w:bidi="ar_AE"/>
+        </w:rPr>
+        <w:t>1:10–11،</w:t>
+      </w:r>
       <w:r>
         <w:rPr>
           <w:rtl/>
@@ -2339,20 +1889,14 @@
         </w:rPr>
         <w:t xml:space="preserve"> </w:t>
       </w:r>
-      <w:hyperlink r:id="rId61">
-        <w:r>
-          <w:rPr>
-            <w:rtl/>
-            <w:cs/>
-            <w:lang w:val="ar_AE" w:bidi="ar_AE"/>
-          </w:rPr>
-          <w:rPr>
-            <w:color w:val="0000EE"/>
-            <w:u w:val="single"/>
-          </w:rPr>
-          <w:t>13،</w:t>
-        </w:r>
-      </w:hyperlink>
+      <w:r>
+        <w:rPr>
+          <w:rtl/>
+          <w:cs/>
+          <w:lang w:val="ar_AE" w:bidi="ar_AE"/>
+        </w:rPr>
+        <w:t>13،</w:t>
+      </w:r>
       <w:r>
         <w:rPr>
           <w:rtl/>
@@ -2361,20 +1905,14 @@
         </w:rPr>
         <w:t xml:space="preserve"> </w:t>
       </w:r>
-      <w:hyperlink r:id="rId44">
-        <w:r>
-          <w:rPr>
-            <w:rtl/>
-            <w:cs/>
-            <w:lang w:val="ar_AE" w:bidi="ar_AE"/>
-          </w:rPr>
-          <w:rPr>
-            <w:color w:val="0000EE"/>
-            <w:u w:val="single"/>
-          </w:rPr>
-          <w:t>18؛</w:t>
-        </w:r>
-      </w:hyperlink>
+      <w:r>
+        <w:rPr>
+          <w:rtl/>
+          <w:cs/>
+          <w:lang w:val="ar_AE" w:bidi="ar_AE"/>
+        </w:rPr>
+        <w:t>18؛</w:t>
+      </w:r>
       <w:r>
         <w:rPr>
           <w:rtl/>
@@ -2383,20 +1921,14 @@
         </w:rPr>
         <w:t xml:space="preserve"> </w:t>
       </w:r>
-      <w:hyperlink r:id="rId62">
-        <w:r>
-          <w:rPr>
-            <w:rtl/>
-            <w:cs/>
-            <w:lang w:val="ar_AE" w:bidi="ar_AE"/>
-          </w:rPr>
-          <w:rPr>
-            <w:color w:val="0000EE"/>
-            <w:u w:val="single"/>
-          </w:rPr>
-          <w:t>3:3</w:t>
-        </w:r>
-      </w:hyperlink>
+      <w:r>
+        <w:rPr>
+          <w:rtl/>
+          <w:cs/>
+          <w:lang w:val="ar_AE" w:bidi="ar_AE"/>
+        </w:rPr>
+        <w:t>3:3</w:t>
+      </w:r>
       <w:r>
         <w:rPr>
           <w:rtl/>
@@ -2405,20 +1937,14 @@
         </w:rPr>
         <w:t>). قد يتراجع الله عن العقوبة التي يستحقها الخطاة إذا تابوا بصدق (</w:t>
       </w:r>
-      <w:hyperlink r:id="rId26">
-        <w:r>
-          <w:rPr>
-            <w:rtl/>
-            <w:cs/>
-            <w:lang w:val="ar_AE" w:bidi="ar_AE"/>
-          </w:rPr>
-          <w:rPr>
-            <w:color w:val="0000EE"/>
-            <w:u w:val="single"/>
-          </w:rPr>
-          <w:t>2:1–3</w:t>
-        </w:r>
-      </w:hyperlink>
+      <w:r>
+        <w:rPr>
+          <w:rtl/>
+          <w:cs/>
+          <w:lang w:val="ar_AE" w:bidi="ar_AE"/>
+        </w:rPr>
+        <w:t>2:1–3</w:t>
+      </w:r>
       <w:r>
         <w:rPr>
           <w:rtl/>
@@ -2427,20 +1953,14 @@
         </w:rPr>
         <w:t>)، لكن فضائل روحية مثل البِرّ والتواضع والإيمان والحق ضرورية كشرط أساسيّ (</w:t>
       </w:r>
-      <w:hyperlink r:id="rId47">
-        <w:r>
-          <w:rPr>
-            <w:rtl/>
-            <w:cs/>
-            <w:lang w:val="ar_AE" w:bidi="ar_AE"/>
-          </w:rPr>
-          <w:rPr>
-            <w:color w:val="0000EE"/>
-            <w:u w:val="single"/>
-          </w:rPr>
-          <w:t>3:12–13</w:t>
-        </w:r>
-      </w:hyperlink>
+      <w:r>
+        <w:rPr>
+          <w:rtl/>
+          <w:cs/>
+          <w:lang w:val="ar_AE" w:bidi="ar_AE"/>
+        </w:rPr>
+        <w:t>3:12–13</w:t>
+      </w:r>
       <w:r>
         <w:rPr>
           <w:rtl/>
@@ -2449,20 +1969,14 @@
         </w:rPr>
         <w:t>). وسيجمع الله بقية تقية من شعبه ويطهرهم (</w:t>
       </w:r>
-      <w:hyperlink r:id="rId63">
-        <w:r>
-          <w:rPr>
-            <w:rtl/>
-            <w:cs/>
-            <w:lang w:val="ar_AE" w:bidi="ar_AE"/>
-          </w:rPr>
-          <w:rPr>
-            <w:color w:val="0000EE"/>
-            <w:u w:val="single"/>
-          </w:rPr>
-          <w:t>3:9–10</w:t>
-        </w:r>
-      </w:hyperlink>
+      <w:r>
+        <w:rPr>
+          <w:rtl/>
+          <w:cs/>
+          <w:lang w:val="ar_AE" w:bidi="ar_AE"/>
+        </w:rPr>
+        <w:t>3:9–10</w:t>
+      </w:r>
       <w:r>
         <w:rPr>
           <w:rtl/>
@@ -2471,20 +1985,14 @@
         </w:rPr>
         <w:t>)، ويعيدهم إلى أرضهم (</w:t>
       </w:r>
-      <w:hyperlink r:id="rId64">
-        <w:r>
-          <w:rPr>
-            <w:rtl/>
-            <w:cs/>
-            <w:lang w:val="ar_AE" w:bidi="ar_AE"/>
-          </w:rPr>
-          <w:rPr>
-            <w:color w:val="0000EE"/>
-            <w:u w:val="single"/>
-          </w:rPr>
-          <w:t>3:20</w:t>
-        </w:r>
-      </w:hyperlink>
+      <w:r>
+        <w:rPr>
+          <w:rtl/>
+          <w:cs/>
+          <w:lang w:val="ar_AE" w:bidi="ar_AE"/>
+        </w:rPr>
+        <w:t>3:20</w:t>
+      </w:r>
       <w:r>
         <w:rPr>
           <w:rtl/>
@@ -2493,20 +2001,14 @@
         </w:rPr>
         <w:t>)، ويمنحهم النصر على أعدائهم (</w:t>
       </w:r>
-      <w:hyperlink r:id="rId65">
-        <w:r>
-          <w:rPr>
-            <w:rtl/>
-            <w:cs/>
-            <w:lang w:val="ar_AE" w:bidi="ar_AE"/>
-          </w:rPr>
-          <w:rPr>
-            <w:color w:val="0000EE"/>
-            <w:u w:val="single"/>
-          </w:rPr>
-          <w:t>2:7،</w:t>
-        </w:r>
-      </w:hyperlink>
+      <w:r>
+        <w:rPr>
+          <w:rtl/>
+          <w:cs/>
+          <w:lang w:val="ar_AE" w:bidi="ar_AE"/>
+        </w:rPr>
+        <w:t>2:7،</w:t>
+      </w:r>
       <w:r>
         <w:rPr>
           <w:rtl/>
@@ -2515,20 +2017,14 @@
         </w:rPr>
         <w:t xml:space="preserve"> </w:t>
       </w:r>
-      <w:hyperlink r:id="rId66">
-        <w:r>
-          <w:rPr>
-            <w:rtl/>
-            <w:cs/>
-            <w:lang w:val="ar_AE" w:bidi="ar_AE"/>
-          </w:rPr>
-          <w:rPr>
-            <w:color w:val="0000EE"/>
-            <w:u w:val="single"/>
-          </w:rPr>
-          <w:t>9</w:t>
-        </w:r>
-      </w:hyperlink>
+      <w:r>
+        <w:rPr>
+          <w:rtl/>
+          <w:cs/>
+          <w:lang w:val="ar_AE" w:bidi="ar_AE"/>
+        </w:rPr>
+        <w:t>9</w:t>
+      </w:r>
       <w:r>
         <w:rPr>
           <w:rtl/>
@@ -2537,20 +2033,14 @@
         </w:rPr>
         <w:t>). وستكون أورشليم مكانًا رائعًا (</w:t>
       </w:r>
-      <w:hyperlink r:id="rId42">
-        <w:r>
-          <w:rPr>
-            <w:rtl/>
-            <w:cs/>
-            <w:lang w:val="ar_AE" w:bidi="ar_AE"/>
-          </w:rPr>
-          <w:rPr>
-            <w:color w:val="0000EE"/>
-            <w:u w:val="single"/>
-          </w:rPr>
-          <w:t>3:11،</w:t>
-        </w:r>
-      </w:hyperlink>
+      <w:r>
+        <w:rPr>
+          <w:rtl/>
+          <w:cs/>
+          <w:lang w:val="ar_AE" w:bidi="ar_AE"/>
+        </w:rPr>
+        <w:t>3:11،</w:t>
+      </w:r>
       <w:r>
         <w:rPr>
           <w:rtl/>
@@ -2559,20 +2049,14 @@
         </w:rPr>
         <w:t xml:space="preserve"> </w:t>
       </w:r>
-      <w:hyperlink r:id="rId67">
-        <w:r>
-          <w:rPr>
-            <w:rtl/>
-            <w:cs/>
-            <w:lang w:val="ar_AE" w:bidi="ar_AE"/>
-          </w:rPr>
-          <w:rPr>
-            <w:color w:val="0000EE"/>
-            <w:u w:val="single"/>
-          </w:rPr>
-          <w:t>18</w:t>
-        </w:r>
-      </w:hyperlink>
+      <w:r>
+        <w:rPr>
+          <w:rtl/>
+          <w:cs/>
+          <w:lang w:val="ar_AE" w:bidi="ar_AE"/>
+        </w:rPr>
+        <w:t>18</w:t>
+      </w:r>
       <w:r>
         <w:rPr>
           <w:rtl/>
@@ -2581,20 +2065,14 @@
         </w:rPr>
         <w:t>)، لأن الله سينقذ ويبارك شعبه (</w:t>
       </w:r>
-      <w:hyperlink r:id="rId68">
-        <w:r>
-          <w:rPr>
-            <w:rtl/>
-            <w:cs/>
-            <w:lang w:val="ar_AE" w:bidi="ar_AE"/>
-          </w:rPr>
-          <w:rPr>
-            <w:color w:val="0000EE"/>
-            <w:u w:val="single"/>
-          </w:rPr>
-          <w:t>3:14–20</w:t>
-        </w:r>
-      </w:hyperlink>
+      <w:r>
+        <w:rPr>
+          <w:rtl/>
+          <w:cs/>
+          <w:lang w:val="ar_AE" w:bidi="ar_AE"/>
+        </w:rPr>
+        <w:t>3:14–20</w:t>
+      </w:r>
       <w:r>
         <w:rPr>
           <w:rtl/>
@@ -2623,20 +2101,14 @@
         </w:rPr>
         <w:t>تتكرر رسالة صفنيا حول المسؤولية الشخصية عن الخطيئة في تعاليم العهد الجديد (</w:t>
       </w:r>
-      <w:hyperlink r:id="rId69">
-        <w:r>
-          <w:rPr>
-            <w:rtl/>
-            <w:cs/>
-            <w:lang w:val="ar_AE" w:bidi="ar_AE"/>
-          </w:rPr>
-          <w:rPr>
-            <w:color w:val="0000EE"/>
-            <w:u w:val="single"/>
-          </w:rPr>
-          <w:t>روم 2:5–6؛</w:t>
-        </w:r>
-      </w:hyperlink>
+      <w:r>
+        <w:rPr>
+          <w:rtl/>
+          <w:cs/>
+          <w:lang w:val="ar_AE" w:bidi="ar_AE"/>
+        </w:rPr>
+        <w:t>روم 2:5–6؛</w:t>
+      </w:r>
       <w:r>
         <w:rPr>
           <w:rtl/>
@@ -2645,20 +2117,14 @@
         </w:rPr>
         <w:t xml:space="preserve"> </w:t>
       </w:r>
-      <w:hyperlink r:id="rId70">
-        <w:r>
-          <w:rPr>
-            <w:rtl/>
-            <w:cs/>
-            <w:lang w:val="ar_AE" w:bidi="ar_AE"/>
-          </w:rPr>
-          <w:rPr>
-            <w:color w:val="0000EE"/>
-            <w:u w:val="single"/>
-          </w:rPr>
-          <w:t>2 كور 5:10؛</w:t>
-        </w:r>
-      </w:hyperlink>
+      <w:r>
+        <w:rPr>
+          <w:rtl/>
+          <w:cs/>
+          <w:lang w:val="ar_AE" w:bidi="ar_AE"/>
+        </w:rPr>
+        <w:t>2 كور 5:10؛</w:t>
+      </w:r>
       <w:r>
         <w:rPr>
           <w:rtl/>
@@ -2667,20 +2133,14 @@
         </w:rPr>
         <w:t xml:space="preserve"> </w:t>
       </w:r>
-      <w:hyperlink r:id="rId71">
-        <w:r>
-          <w:rPr>
-            <w:rtl/>
-            <w:cs/>
-            <w:lang w:val="ar_AE" w:bidi="ar_AE"/>
-          </w:rPr>
-          <w:rPr>
-            <w:color w:val="0000EE"/>
-            <w:u w:val="single"/>
-          </w:rPr>
-          <w:t>رؤيا 6:17؛</w:t>
-        </w:r>
-      </w:hyperlink>
+      <w:r>
+        <w:rPr>
+          <w:rtl/>
+          <w:cs/>
+          <w:lang w:val="ar_AE" w:bidi="ar_AE"/>
+        </w:rPr>
+        <w:t>رؤيا 6:17؛</w:t>
+      </w:r>
       <w:r>
         <w:rPr>
           <w:rtl/>
@@ -2689,20 +2149,14 @@
         </w:rPr>
         <w:t xml:space="preserve"> </w:t>
       </w:r>
-      <w:hyperlink r:id="rId72">
-        <w:r>
-          <w:rPr>
-            <w:rtl/>
-            <w:cs/>
-            <w:lang w:val="ar_AE" w:bidi="ar_AE"/>
-          </w:rPr>
-          <w:rPr>
-            <w:color w:val="0000EE"/>
-            <w:u w:val="single"/>
-          </w:rPr>
-          <w:t>19:11–21</w:t>
-        </w:r>
-      </w:hyperlink>
+      <w:r>
+        <w:rPr>
+          <w:rtl/>
+          <w:cs/>
+          <w:lang w:val="ar_AE" w:bidi="ar_AE"/>
+        </w:rPr>
+        <w:t>19:11–21</w:t>
+      </w:r>
       <w:r>
         <w:rPr>
           <w:rtl/>
@@ -2711,20 +2165,14 @@
         </w:rPr>
         <w:t>). ويبقى صحيحًا أنَّ نعمة الله الوفيرة متاحة لأصحاب القلوب المتواضعة (</w:t>
       </w:r>
-      <w:hyperlink r:id="rId73">
-        <w:r>
-          <w:rPr>
-            <w:rtl/>
-            <w:cs/>
-            <w:lang w:val="ar_AE" w:bidi="ar_AE"/>
-          </w:rPr>
-          <w:rPr>
-            <w:color w:val="0000EE"/>
-            <w:u w:val="single"/>
-          </w:rPr>
-          <w:t>1 بط 5:5–6</w:t>
-        </w:r>
-      </w:hyperlink>
+      <w:r>
+        <w:rPr>
+          <w:rtl/>
+          <w:cs/>
+          <w:lang w:val="ar_AE" w:bidi="ar_AE"/>
+        </w:rPr>
+        <w:t>1 بط 5:5–6</w:t>
+      </w:r>
       <w:r>
         <w:rPr>
           <w:rtl/>
@@ -2733,20 +2181,14 @@
         </w:rPr>
         <w:t>) لكي يجدوا مغفرة لخطاياهم (</w:t>
       </w:r>
-      <w:hyperlink r:id="rId74">
-        <w:r>
-          <w:rPr>
-            <w:rtl/>
-            <w:cs/>
-            <w:lang w:val="ar_AE" w:bidi="ar_AE"/>
-          </w:rPr>
-          <w:rPr>
-            <w:color w:val="0000EE"/>
-            <w:u w:val="single"/>
-          </w:rPr>
-          <w:t>أف 1:7</w:t>
-        </w:r>
-      </w:hyperlink>
+      <w:r>
+        <w:rPr>
+          <w:rtl/>
+          <w:cs/>
+          <w:lang w:val="ar_AE" w:bidi="ar_AE"/>
+        </w:rPr>
+        <w:t>أف 1:7</w:t>
+      </w:r>
       <w:r>
         <w:rPr>
           <w:rtl/>
@@ -2755,20 +2197,14 @@
         </w:rPr>
         <w:t>) ورجاء الحياة الأبدية الأكيد (</w:t>
       </w:r>
-      <w:hyperlink r:id="rId75">
-        <w:r>
-          <w:rPr>
-            <w:rtl/>
-            <w:cs/>
-            <w:lang w:val="ar_AE" w:bidi="ar_AE"/>
-          </w:rPr>
-          <w:rPr>
-            <w:color w:val="0000EE"/>
-            <w:u w:val="single"/>
-          </w:rPr>
-          <w:t>تيطس 3:4–7؛</w:t>
-        </w:r>
-      </w:hyperlink>
+      <w:r>
+        <w:rPr>
+          <w:rtl/>
+          <w:cs/>
+          <w:lang w:val="ar_AE" w:bidi="ar_AE"/>
+        </w:rPr>
+        <w:t>تيطس 3:4–7؛</w:t>
+      </w:r>
       <w:r>
         <w:rPr>
           <w:rtl/>
@@ -2777,20 +2213,14 @@
         </w:rPr>
         <w:t xml:space="preserve"> </w:t>
       </w:r>
-      <w:hyperlink r:id="rId76">
-        <w:r>
-          <w:rPr>
-            <w:rtl/>
-            <w:cs/>
-            <w:lang w:val="ar_AE" w:bidi="ar_AE"/>
-          </w:rPr>
-          <w:rPr>
-            <w:color w:val="0000EE"/>
-            <w:u w:val="single"/>
-          </w:rPr>
-          <w:t>رؤيا 21:1–22:5</w:t>
-        </w:r>
-      </w:hyperlink>
+      <w:r>
+        <w:rPr>
+          <w:rtl/>
+          <w:cs/>
+          <w:lang w:val="ar_AE" w:bidi="ar_AE"/>
+        </w:rPr>
+        <w:t>رؤيا 21:1–22:5</w:t>
+      </w:r>
       <w:r>
         <w:rPr>
           <w:rtl/>
